--- a/tareas/2-Tareas-Alejandro.docx
+++ b/tareas/2-Tareas-Alejandro.docx
@@ -52,7 +52,7 @@
           <w:sz w:val="22"/>
           <w:szCs w:val="22"/>
         </w:rPr>
-        <w:t xml:space="preserve">Alejandro (relación con el cliente y decisiones)</w:t>
+        <w:t xml:space="preserve">Alejandro (relación con el cliente, Analytics, coordinación del desarrollador y decisiones)</w:t>
       </w:r>
     </w:p>
     <w:p>
@@ -142,7 +142,7 @@
           <w:sz w:val="22"/>
           <w:szCs w:val="22"/>
         </w:rPr>
-        <w:t xml:space="preserve">Tareas de coordinación con el cliente y de decisión del plan de trabajo de robotines.com. Varias tareas del desarrollador y de SEO dependen de estas respuestas, por eso conviene cerrar las tres primeras en las dos primeras semanas.</w:t>
+        <w:t xml:space="preserve">Tareas de coordinación con el cliente y con el desarrollador, Analytics y decisiones del plan de trabajo de robotines.com. Alejandro es el único contacto con ambos: recibe las listas y mediciones que prepara SEO, se las pasa al desarrollador, valida su trabajo y avisa a SEO cuando algo está listo. Las tres primeras tareas conviene cerrarlas en las dos primeras semanas.</w:t>
       </w:r>
     </w:p>
     <w:p>
@@ -171,7 +171,7 @@
           <w:sz w:val="22"/>
           <w:szCs w:val="22"/>
         </w:rPr>
-        <w:t xml:space="preserve">9 tareas en orden de ejecución. La columna Estado se puede actualizar a mano.</w:t>
+        <w:t xml:space="preserve">14 tareas en orden de ejecución. La columna Estado se puede actualizar a mano.</w:t>
       </w:r>
     </w:p>
     <w:tbl>
@@ -551,7 +551,7 @@
                 <w:sz w:val="20"/>
                 <w:szCs w:val="20"/>
               </w:rPr>
-              <w:t xml:space="preserve">Conseguir los accesos para el equipo</w:t>
+              <w:t xml:space="preserve">Revisar la caída con el desarrollador</w:t>
             </w:r>
           </w:p>
         </w:tc>
@@ -693,7 +693,7 @@
                 <w:sz w:val="20"/>
                 <w:szCs w:val="20"/>
               </w:rPr>
-              <w:t xml:space="preserve">Informar al cliente de la caída y de Analytics</w:t>
+              <w:t xml:space="preserve">Corregir y validar Analytics</w:t>
             </w:r>
           </w:p>
         </w:tc>
@@ -706,22 +706,22 @@
               <w:bottom w:val="single" w:color="BFBFBF" w:sz="4"/>
               <w:right w:val="single" w:color="BFBFBF" w:sz="4"/>
             </w:tcBorders>
-            <w:shd w:fill="FCE8C8" w:color="auto" w:val="clear"/>
-            <w:tcMar>
-              <w:top w:type="dxa" w:w="50"/>
-              <w:left w:type="dxa" w:w="90"/>
-              <w:bottom w:type="dxa" w:w="50"/>
-              <w:right w:type="dxa" w:w="90"/>
-            </w:tcMar>
-          </w:tcPr>
-          <w:p>
-            <w:r>
-              <w:rPr>
-                <w:rFonts w:ascii="Calibri" w:cs="Calibri" w:eastAsia="Calibri" w:hAnsi="Calibri"/>
-                <w:sz w:val="20"/>
-                <w:szCs w:val="20"/>
-              </w:rPr>
-              <w:t xml:space="preserve">Alta</w:t>
+            <w:shd w:fill="F8D7DA" w:color="auto" w:val="clear"/>
+            <w:tcMar>
+              <w:top w:type="dxa" w:w="50"/>
+              <w:left w:type="dxa" w:w="90"/>
+              <w:bottom w:type="dxa" w:w="50"/>
+              <w:right w:type="dxa" w:w="90"/>
+            </w:tcMar>
+          </w:tcPr>
+          <w:p>
+            <w:r>
+              <w:rPr>
+                <w:rFonts w:ascii="Calibri" w:cs="Calibri" w:eastAsia="Calibri" w:hAnsi="Calibri"/>
+                <w:sz w:val="20"/>
+                <w:szCs w:val="20"/>
+              </w:rPr>
+              <w:t xml:space="preserve">Urgente</w:t>
             </w:r>
           </w:p>
         </w:tc>
@@ -835,7 +835,7 @@
                 <w:sz w:val="20"/>
                 <w:szCs w:val="20"/>
               </w:rPr>
-              <w:t xml:space="preserve">Aprobar con el cliente el nuevo menú</w:t>
+              <w:t xml:space="preserve">Informar al cliente de la caída y de Analytics</w:t>
             </w:r>
           </w:p>
         </w:tc>
@@ -890,7 +890,7 @@
                 <w:sz w:val="20"/>
                 <w:szCs w:val="20"/>
               </w:rPr>
-              <w:t xml:space="preserve">9 nov – 20 nov (5-6)</w:t>
+              <w:t xml:space="preserve">19 oct – 30 oct (2-3)</w:t>
             </w:r>
           </w:p>
         </w:tc>
@@ -1119,7 +1119,7 @@
                 <w:sz w:val="20"/>
                 <w:szCs w:val="20"/>
               </w:rPr>
-              <w:t xml:space="preserve">Autorización y contactos para los enlaces de fabricantes</w:t>
+              <w:t xml:space="preserve">Pasar las listas de SEO al desarrollador</w:t>
             </w:r>
           </w:p>
         </w:tc>
@@ -1174,7 +1174,7 @@
                 <w:sz w:val="20"/>
                 <w:szCs w:val="20"/>
               </w:rPr>
-              <w:t xml:space="preserve">26 oct – 6 nov (3-4)</w:t>
+              <w:t xml:space="preserve">19 oct – 13 nov (2-5)</w:t>
             </w:r>
           </w:p>
         </w:tc>
@@ -1261,7 +1261,7 @@
                 <w:sz w:val="20"/>
                 <w:szCs w:val="20"/>
               </w:rPr>
-              <w:t xml:space="preserve">Pedir al cliente revisión experta y fotos</w:t>
+              <w:t xml:space="preserve">Autorización y contactos para los enlaces de fabricantes</w:t>
             </w:r>
           </w:p>
         </w:tc>
@@ -1274,22 +1274,22 @@
               <w:bottom w:val="single" w:color="BFBFBF" w:sz="4"/>
               <w:right w:val="single" w:color="BFBFBF" w:sz="4"/>
             </w:tcBorders>
-            <w:shd w:fill="E2EFDA" w:color="auto" w:val="clear"/>
-            <w:tcMar>
-              <w:top w:type="dxa" w:w="50"/>
-              <w:left w:type="dxa" w:w="90"/>
-              <w:bottom w:type="dxa" w:w="50"/>
-              <w:right w:type="dxa" w:w="90"/>
-            </w:tcMar>
-          </w:tcPr>
-          <w:p>
-            <w:r>
-              <w:rPr>
-                <w:rFonts w:ascii="Calibri" w:cs="Calibri" w:eastAsia="Calibri" w:hAnsi="Calibri"/>
-                <w:sz w:val="20"/>
-                <w:szCs w:val="20"/>
-              </w:rPr>
-              <w:t xml:space="preserve">Media</w:t>
+            <w:shd w:fill="FCE8C8" w:color="auto" w:val="clear"/>
+            <w:tcMar>
+              <w:top w:type="dxa" w:w="50"/>
+              <w:left w:type="dxa" w:w="90"/>
+              <w:bottom w:type="dxa" w:w="50"/>
+              <w:right w:type="dxa" w:w="90"/>
+            </w:tcMar>
+          </w:tcPr>
+          <w:p>
+            <w:r>
+              <w:rPr>
+                <w:rFonts w:ascii="Calibri" w:cs="Calibri" w:eastAsia="Calibri" w:hAnsi="Calibri"/>
+                <w:sz w:val="20"/>
+                <w:szCs w:val="20"/>
+              </w:rPr>
+              <w:t xml:space="preserve">Alta</w:t>
             </w:r>
           </w:p>
         </w:tc>
@@ -1316,7 +1316,7 @@
                 <w:sz w:val="20"/>
                 <w:szCs w:val="20"/>
               </w:rPr>
-              <w:t xml:space="preserve">16 nov – 11 dic (6-9)</w:t>
+              <w:t xml:space="preserve">26 oct – 6 nov (3-4)</w:t>
             </w:r>
           </w:p>
         </w:tc>
@@ -1403,7 +1403,7 @@
                 <w:sz w:val="20"/>
                 <w:szCs w:val="20"/>
               </w:rPr>
-              <w:t xml:space="preserve">Decidir sobre el tema si la velocidad no mejora</w:t>
+              <w:t xml:space="preserve">Validar los cambios técnicos del desarrollador</w:t>
             </w:r>
           </w:p>
         </w:tc>
@@ -1458,7 +1458,7 @@
                 <w:sz w:val="20"/>
                 <w:szCs w:val="20"/>
               </w:rPr>
-              <w:t xml:space="preserve">14 dic – 18 dic (10)</w:t>
+              <w:t xml:space="preserve">2 nov – 20 nov (4-6)</w:t>
             </w:r>
           </w:p>
         </w:tc>
@@ -1545,6 +1545,574 @@
                 <w:sz w:val="20"/>
                 <w:szCs w:val="20"/>
               </w:rPr>
+              <w:t xml:space="preserve">Aprobar con el cliente el nuevo menú</w:t>
+            </w:r>
+          </w:p>
+        </w:tc>
+        <w:tc>
+          <w:tcPr>
+            <w:tcW w:type="dxa" w:w="1100"/>
+            <w:tcBorders>
+              <w:top w:val="single" w:color="BFBFBF" w:sz="4"/>
+              <w:left w:val="single" w:color="BFBFBF" w:sz="4"/>
+              <w:bottom w:val="single" w:color="BFBFBF" w:sz="4"/>
+              <w:right w:val="single" w:color="BFBFBF" w:sz="4"/>
+            </w:tcBorders>
+            <w:shd w:fill="FCE8C8" w:color="auto" w:val="clear"/>
+            <w:tcMar>
+              <w:top w:type="dxa" w:w="50"/>
+              <w:left w:type="dxa" w:w="90"/>
+              <w:bottom w:type="dxa" w:w="50"/>
+              <w:right w:type="dxa" w:w="90"/>
+            </w:tcMar>
+          </w:tcPr>
+          <w:p>
+            <w:r>
+              <w:rPr>
+                <w:rFonts w:ascii="Calibri" w:cs="Calibri" w:eastAsia="Calibri" w:hAnsi="Calibri"/>
+                <w:sz w:val="20"/>
+                <w:szCs w:val="20"/>
+              </w:rPr>
+              <w:t xml:space="preserve">Alta</w:t>
+            </w:r>
+          </w:p>
+        </w:tc>
+        <w:tc>
+          <w:tcPr>
+            <w:tcW w:type="dxa" w:w="2200"/>
+            <w:tcBorders>
+              <w:top w:val="single" w:color="BFBFBF" w:sz="4"/>
+              <w:left w:val="single" w:color="BFBFBF" w:sz="4"/>
+              <w:bottom w:val="single" w:color="BFBFBF" w:sz="4"/>
+              <w:right w:val="single" w:color="BFBFBF" w:sz="4"/>
+            </w:tcBorders>
+            <w:tcMar>
+              <w:top w:type="dxa" w:w="50"/>
+              <w:left w:type="dxa" w:w="90"/>
+              <w:bottom w:type="dxa" w:w="50"/>
+              <w:right w:type="dxa" w:w="90"/>
+            </w:tcMar>
+          </w:tcPr>
+          <w:p>
+            <w:r>
+              <w:rPr>
+                <w:rFonts w:ascii="Calibri" w:cs="Calibri" w:eastAsia="Calibri" w:hAnsi="Calibri"/>
+                <w:sz w:val="20"/>
+                <w:szCs w:val="20"/>
+              </w:rPr>
+              <w:t xml:space="preserve">9 nov – 20 nov (5-6)</w:t>
+            </w:r>
+          </w:p>
+        </w:tc>
+        <w:tc>
+          <w:tcPr>
+            <w:tcW w:type="dxa" w:w="1400"/>
+            <w:tcBorders>
+              <w:top w:val="single" w:color="BFBFBF" w:sz="4"/>
+              <w:left w:val="single" w:color="BFBFBF" w:sz="4"/>
+              <w:bottom w:val="single" w:color="BFBFBF" w:sz="4"/>
+              <w:right w:val="single" w:color="BFBFBF" w:sz="4"/>
+            </w:tcBorders>
+            <w:tcMar>
+              <w:top w:type="dxa" w:w="50"/>
+              <w:left w:type="dxa" w:w="90"/>
+              <w:bottom w:type="dxa" w:w="50"/>
+              <w:right w:type="dxa" w:w="90"/>
+            </w:tcMar>
+          </w:tcPr>
+          <w:p>
+            <w:r>
+              <w:rPr>
+                <w:rFonts w:ascii="Calibri" w:cs="Calibri" w:eastAsia="Calibri" w:hAnsi="Calibri"/>
+                <w:sz w:val="20"/>
+                <w:szCs w:val="20"/>
+              </w:rPr>
+              <w:t xml:space="preserve">☐ Pendiente</w:t>
+            </w:r>
+          </w:p>
+        </w:tc>
+      </w:tr>
+      <w:tr>
+        <w:trPr>
+          <w:cantSplit/>
+          <w:tblHeader w:val="false"/>
+        </w:trPr>
+        <w:tc>
+          <w:tcPr>
+            <w:tcW w:type="dxa" w:w="500"/>
+            <w:tcBorders>
+              <w:top w:val="single" w:color="BFBFBF" w:sz="4"/>
+              <w:left w:val="single" w:color="BFBFBF" w:sz="4"/>
+              <w:bottom w:val="single" w:color="BFBFBF" w:sz="4"/>
+              <w:right w:val="single" w:color="BFBFBF" w:sz="4"/>
+            </w:tcBorders>
+            <w:tcMar>
+              <w:top w:type="dxa" w:w="50"/>
+              <w:left w:type="dxa" w:w="90"/>
+              <w:bottom w:type="dxa" w:w="50"/>
+              <w:right w:type="dxa" w:w="90"/>
+            </w:tcMar>
+          </w:tcPr>
+          <w:p>
+            <w:r>
+              <w:rPr>
+                <w:rFonts w:ascii="Calibri" w:cs="Calibri" w:eastAsia="Calibri" w:hAnsi="Calibri"/>
+                <w:sz w:val="20"/>
+                <w:szCs w:val="20"/>
+              </w:rPr>
+              <w:t xml:space="preserve">10</w:t>
+            </w:r>
+          </w:p>
+        </w:tc>
+        <w:tc>
+          <w:tcPr>
+            <w:tcW w:type="dxa" w:w="4106"/>
+            <w:tcBorders>
+              <w:top w:val="single" w:color="BFBFBF" w:sz="4"/>
+              <w:left w:val="single" w:color="BFBFBF" w:sz="4"/>
+              <w:bottom w:val="single" w:color="BFBFBF" w:sz="4"/>
+              <w:right w:val="single" w:color="BFBFBF" w:sz="4"/>
+            </w:tcBorders>
+            <w:tcMar>
+              <w:top w:type="dxa" w:w="50"/>
+              <w:left w:type="dxa" w:w="90"/>
+              <w:bottom w:type="dxa" w:w="50"/>
+              <w:right w:type="dxa" w:w="90"/>
+            </w:tcMar>
+          </w:tcPr>
+          <w:p>
+            <w:r>
+              <w:rPr>
+                <w:rFonts w:ascii="Calibri" w:cs="Calibri" w:eastAsia="Calibri" w:hAnsi="Calibri"/>
+                <w:sz w:val="20"/>
+                <w:szCs w:val="20"/>
+              </w:rPr>
+              <w:t xml:space="preserve">Seguimiento de la velocidad con el desarrollador</w:t>
+            </w:r>
+          </w:p>
+        </w:tc>
+        <w:tc>
+          <w:tcPr>
+            <w:tcW w:type="dxa" w:w="1100"/>
+            <w:tcBorders>
+              <w:top w:val="single" w:color="BFBFBF" w:sz="4"/>
+              <w:left w:val="single" w:color="BFBFBF" w:sz="4"/>
+              <w:bottom w:val="single" w:color="BFBFBF" w:sz="4"/>
+              <w:right w:val="single" w:color="BFBFBF" w:sz="4"/>
+            </w:tcBorders>
+            <w:shd w:fill="FCE8C8" w:color="auto" w:val="clear"/>
+            <w:tcMar>
+              <w:top w:type="dxa" w:w="50"/>
+              <w:left w:type="dxa" w:w="90"/>
+              <w:bottom w:type="dxa" w:w="50"/>
+              <w:right w:type="dxa" w:w="90"/>
+            </w:tcMar>
+          </w:tcPr>
+          <w:p>
+            <w:r>
+              <w:rPr>
+                <w:rFonts w:ascii="Calibri" w:cs="Calibri" w:eastAsia="Calibri" w:hAnsi="Calibri"/>
+                <w:sz w:val="20"/>
+                <w:szCs w:val="20"/>
+              </w:rPr>
+              <w:t xml:space="preserve">Alta</w:t>
+            </w:r>
+          </w:p>
+        </w:tc>
+        <w:tc>
+          <w:tcPr>
+            <w:tcW w:type="dxa" w:w="2200"/>
+            <w:tcBorders>
+              <w:top w:val="single" w:color="BFBFBF" w:sz="4"/>
+              <w:left w:val="single" w:color="BFBFBF" w:sz="4"/>
+              <w:bottom w:val="single" w:color="BFBFBF" w:sz="4"/>
+              <w:right w:val="single" w:color="BFBFBF" w:sz="4"/>
+            </w:tcBorders>
+            <w:tcMar>
+              <w:top w:type="dxa" w:w="50"/>
+              <w:left w:type="dxa" w:w="90"/>
+              <w:bottom w:type="dxa" w:w="50"/>
+              <w:right w:type="dxa" w:w="90"/>
+            </w:tcMar>
+          </w:tcPr>
+          <w:p>
+            <w:r>
+              <w:rPr>
+                <w:rFonts w:ascii="Calibri" w:cs="Calibri" w:eastAsia="Calibri" w:hAnsi="Calibri"/>
+                <w:sz w:val="20"/>
+                <w:szCs w:val="20"/>
+              </w:rPr>
+              <w:t xml:space="preserve">9 nov – 11 dic (5-9)</w:t>
+            </w:r>
+          </w:p>
+        </w:tc>
+        <w:tc>
+          <w:tcPr>
+            <w:tcW w:type="dxa" w:w="1400"/>
+            <w:tcBorders>
+              <w:top w:val="single" w:color="BFBFBF" w:sz="4"/>
+              <w:left w:val="single" w:color="BFBFBF" w:sz="4"/>
+              <w:bottom w:val="single" w:color="BFBFBF" w:sz="4"/>
+              <w:right w:val="single" w:color="BFBFBF" w:sz="4"/>
+            </w:tcBorders>
+            <w:tcMar>
+              <w:top w:type="dxa" w:w="50"/>
+              <w:left w:type="dxa" w:w="90"/>
+              <w:bottom w:type="dxa" w:w="50"/>
+              <w:right w:type="dxa" w:w="90"/>
+            </w:tcMar>
+          </w:tcPr>
+          <w:p>
+            <w:r>
+              <w:rPr>
+                <w:rFonts w:ascii="Calibri" w:cs="Calibri" w:eastAsia="Calibri" w:hAnsi="Calibri"/>
+                <w:sz w:val="20"/>
+                <w:szCs w:val="20"/>
+              </w:rPr>
+              <w:t xml:space="preserve">☐ Pendiente</w:t>
+            </w:r>
+          </w:p>
+        </w:tc>
+      </w:tr>
+      <w:tr>
+        <w:trPr>
+          <w:cantSplit/>
+          <w:tblHeader w:val="false"/>
+        </w:trPr>
+        <w:tc>
+          <w:tcPr>
+            <w:tcW w:type="dxa" w:w="500"/>
+            <w:tcBorders>
+              <w:top w:val="single" w:color="BFBFBF" w:sz="4"/>
+              <w:left w:val="single" w:color="BFBFBF" w:sz="4"/>
+              <w:bottom w:val="single" w:color="BFBFBF" w:sz="4"/>
+              <w:right w:val="single" w:color="BFBFBF" w:sz="4"/>
+            </w:tcBorders>
+            <w:tcMar>
+              <w:top w:type="dxa" w:w="50"/>
+              <w:left w:type="dxa" w:w="90"/>
+              <w:bottom w:type="dxa" w:w="50"/>
+              <w:right w:type="dxa" w:w="90"/>
+            </w:tcMar>
+          </w:tcPr>
+          <w:p>
+            <w:r>
+              <w:rPr>
+                <w:rFonts w:ascii="Calibri" w:cs="Calibri" w:eastAsia="Calibri" w:hAnsi="Calibri"/>
+                <w:sz w:val="20"/>
+                <w:szCs w:val="20"/>
+              </w:rPr>
+              <w:t xml:space="preserve">11</w:t>
+            </w:r>
+          </w:p>
+        </w:tc>
+        <w:tc>
+          <w:tcPr>
+            <w:tcW w:type="dxa" w:w="4106"/>
+            <w:tcBorders>
+              <w:top w:val="single" w:color="BFBFBF" w:sz="4"/>
+              <w:left w:val="single" w:color="BFBFBF" w:sz="4"/>
+              <w:bottom w:val="single" w:color="BFBFBF" w:sz="4"/>
+              <w:right w:val="single" w:color="BFBFBF" w:sz="4"/>
+            </w:tcBorders>
+            <w:tcMar>
+              <w:top w:type="dxa" w:w="50"/>
+              <w:left w:type="dxa" w:w="90"/>
+              <w:bottom w:type="dxa" w:w="50"/>
+              <w:right w:type="dxa" w:w="90"/>
+            </w:tcMar>
+          </w:tcPr>
+          <w:p>
+            <w:r>
+              <w:rPr>
+                <w:rFonts w:ascii="Calibri" w:cs="Calibri" w:eastAsia="Calibri" w:hAnsi="Calibri"/>
+                <w:sz w:val="20"/>
+                <w:szCs w:val="20"/>
+              </w:rPr>
+              <w:t xml:space="preserve">Pedir al cliente revisión experta y fotos</w:t>
+            </w:r>
+          </w:p>
+        </w:tc>
+        <w:tc>
+          <w:tcPr>
+            <w:tcW w:type="dxa" w:w="1100"/>
+            <w:tcBorders>
+              <w:top w:val="single" w:color="BFBFBF" w:sz="4"/>
+              <w:left w:val="single" w:color="BFBFBF" w:sz="4"/>
+              <w:bottom w:val="single" w:color="BFBFBF" w:sz="4"/>
+              <w:right w:val="single" w:color="BFBFBF" w:sz="4"/>
+            </w:tcBorders>
+            <w:shd w:fill="E2EFDA" w:color="auto" w:val="clear"/>
+            <w:tcMar>
+              <w:top w:type="dxa" w:w="50"/>
+              <w:left w:type="dxa" w:w="90"/>
+              <w:bottom w:type="dxa" w:w="50"/>
+              <w:right w:type="dxa" w:w="90"/>
+            </w:tcMar>
+          </w:tcPr>
+          <w:p>
+            <w:r>
+              <w:rPr>
+                <w:rFonts w:ascii="Calibri" w:cs="Calibri" w:eastAsia="Calibri" w:hAnsi="Calibri"/>
+                <w:sz w:val="20"/>
+                <w:szCs w:val="20"/>
+              </w:rPr>
+              <w:t xml:space="preserve">Media</w:t>
+            </w:r>
+          </w:p>
+        </w:tc>
+        <w:tc>
+          <w:tcPr>
+            <w:tcW w:type="dxa" w:w="2200"/>
+            <w:tcBorders>
+              <w:top w:val="single" w:color="BFBFBF" w:sz="4"/>
+              <w:left w:val="single" w:color="BFBFBF" w:sz="4"/>
+              <w:bottom w:val="single" w:color="BFBFBF" w:sz="4"/>
+              <w:right w:val="single" w:color="BFBFBF" w:sz="4"/>
+            </w:tcBorders>
+            <w:tcMar>
+              <w:top w:type="dxa" w:w="50"/>
+              <w:left w:type="dxa" w:w="90"/>
+              <w:bottom w:type="dxa" w:w="50"/>
+              <w:right w:type="dxa" w:w="90"/>
+            </w:tcMar>
+          </w:tcPr>
+          <w:p>
+            <w:r>
+              <w:rPr>
+                <w:rFonts w:ascii="Calibri" w:cs="Calibri" w:eastAsia="Calibri" w:hAnsi="Calibri"/>
+                <w:sz w:val="20"/>
+                <w:szCs w:val="20"/>
+              </w:rPr>
+              <w:t xml:space="preserve">16 nov – 11 dic (6-9)</w:t>
+            </w:r>
+          </w:p>
+        </w:tc>
+        <w:tc>
+          <w:tcPr>
+            <w:tcW w:type="dxa" w:w="1400"/>
+            <w:tcBorders>
+              <w:top w:val="single" w:color="BFBFBF" w:sz="4"/>
+              <w:left w:val="single" w:color="BFBFBF" w:sz="4"/>
+              <w:bottom w:val="single" w:color="BFBFBF" w:sz="4"/>
+              <w:right w:val="single" w:color="BFBFBF" w:sz="4"/>
+            </w:tcBorders>
+            <w:tcMar>
+              <w:top w:type="dxa" w:w="50"/>
+              <w:left w:type="dxa" w:w="90"/>
+              <w:bottom w:type="dxa" w:w="50"/>
+              <w:right w:type="dxa" w:w="90"/>
+            </w:tcMar>
+          </w:tcPr>
+          <w:p>
+            <w:r>
+              <w:rPr>
+                <w:rFonts w:ascii="Calibri" w:cs="Calibri" w:eastAsia="Calibri" w:hAnsi="Calibri"/>
+                <w:sz w:val="20"/>
+                <w:szCs w:val="20"/>
+              </w:rPr>
+              <w:t xml:space="preserve">☐ Pendiente</w:t>
+            </w:r>
+          </w:p>
+        </w:tc>
+      </w:tr>
+      <w:tr>
+        <w:trPr>
+          <w:cantSplit/>
+          <w:tblHeader w:val="false"/>
+        </w:trPr>
+        <w:tc>
+          <w:tcPr>
+            <w:tcW w:type="dxa" w:w="500"/>
+            <w:tcBorders>
+              <w:top w:val="single" w:color="BFBFBF" w:sz="4"/>
+              <w:left w:val="single" w:color="BFBFBF" w:sz="4"/>
+              <w:bottom w:val="single" w:color="BFBFBF" w:sz="4"/>
+              <w:right w:val="single" w:color="BFBFBF" w:sz="4"/>
+            </w:tcBorders>
+            <w:tcMar>
+              <w:top w:type="dxa" w:w="50"/>
+              <w:left w:type="dxa" w:w="90"/>
+              <w:bottom w:type="dxa" w:w="50"/>
+              <w:right w:type="dxa" w:w="90"/>
+            </w:tcMar>
+          </w:tcPr>
+          <w:p>
+            <w:r>
+              <w:rPr>
+                <w:rFonts w:ascii="Calibri" w:cs="Calibri" w:eastAsia="Calibri" w:hAnsi="Calibri"/>
+                <w:sz w:val="20"/>
+                <w:szCs w:val="20"/>
+              </w:rPr>
+              <w:t xml:space="preserve">12</w:t>
+            </w:r>
+          </w:p>
+        </w:tc>
+        <w:tc>
+          <w:tcPr>
+            <w:tcW w:type="dxa" w:w="4106"/>
+            <w:tcBorders>
+              <w:top w:val="single" w:color="BFBFBF" w:sz="4"/>
+              <w:left w:val="single" w:color="BFBFBF" w:sz="4"/>
+              <w:bottom w:val="single" w:color="BFBFBF" w:sz="4"/>
+              <w:right w:val="single" w:color="BFBFBF" w:sz="4"/>
+            </w:tcBorders>
+            <w:tcMar>
+              <w:top w:type="dxa" w:w="50"/>
+              <w:left w:type="dxa" w:w="90"/>
+              <w:bottom w:type="dxa" w:w="50"/>
+              <w:right w:type="dxa" w:w="90"/>
+            </w:tcMar>
+          </w:tcPr>
+          <w:p>
+            <w:r>
+              <w:rPr>
+                <w:rFonts w:ascii="Calibri" w:cs="Calibri" w:eastAsia="Calibri" w:hAnsi="Calibri"/>
+                <w:sz w:val="20"/>
+                <w:szCs w:val="20"/>
+              </w:rPr>
+              <w:t xml:space="preserve">Pasar al desarrollador las reglas de filtros</w:t>
+            </w:r>
+          </w:p>
+        </w:tc>
+        <w:tc>
+          <w:tcPr>
+            <w:tcW w:type="dxa" w:w="1100"/>
+            <w:tcBorders>
+              <w:top w:val="single" w:color="BFBFBF" w:sz="4"/>
+              <w:left w:val="single" w:color="BFBFBF" w:sz="4"/>
+              <w:bottom w:val="single" w:color="BFBFBF" w:sz="4"/>
+              <w:right w:val="single" w:color="BFBFBF" w:sz="4"/>
+            </w:tcBorders>
+            <w:shd w:fill="E2EFDA" w:color="auto" w:val="clear"/>
+            <w:tcMar>
+              <w:top w:type="dxa" w:w="50"/>
+              <w:left w:type="dxa" w:w="90"/>
+              <w:bottom w:type="dxa" w:w="50"/>
+              <w:right w:type="dxa" w:w="90"/>
+            </w:tcMar>
+          </w:tcPr>
+          <w:p>
+            <w:r>
+              <w:rPr>
+                <w:rFonts w:ascii="Calibri" w:cs="Calibri" w:eastAsia="Calibri" w:hAnsi="Calibri"/>
+                <w:sz w:val="20"/>
+                <w:szCs w:val="20"/>
+              </w:rPr>
+              <w:t xml:space="preserve">Media</w:t>
+            </w:r>
+          </w:p>
+        </w:tc>
+        <w:tc>
+          <w:tcPr>
+            <w:tcW w:type="dxa" w:w="2200"/>
+            <w:tcBorders>
+              <w:top w:val="single" w:color="BFBFBF" w:sz="4"/>
+              <w:left w:val="single" w:color="BFBFBF" w:sz="4"/>
+              <w:bottom w:val="single" w:color="BFBFBF" w:sz="4"/>
+              <w:right w:val="single" w:color="BFBFBF" w:sz="4"/>
+            </w:tcBorders>
+            <w:tcMar>
+              <w:top w:type="dxa" w:w="50"/>
+              <w:left w:type="dxa" w:w="90"/>
+              <w:bottom w:type="dxa" w:w="50"/>
+              <w:right w:type="dxa" w:w="90"/>
+            </w:tcMar>
+          </w:tcPr>
+          <w:p>
+            <w:r>
+              <w:rPr>
+                <w:rFonts w:ascii="Calibri" w:cs="Calibri" w:eastAsia="Calibri" w:hAnsi="Calibri"/>
+                <w:sz w:val="20"/>
+                <w:szCs w:val="20"/>
+              </w:rPr>
+              <w:t xml:space="preserve">30 nov – 18 dic (8-10)</w:t>
+            </w:r>
+          </w:p>
+        </w:tc>
+        <w:tc>
+          <w:tcPr>
+            <w:tcW w:type="dxa" w:w="1400"/>
+            <w:tcBorders>
+              <w:top w:val="single" w:color="BFBFBF" w:sz="4"/>
+              <w:left w:val="single" w:color="BFBFBF" w:sz="4"/>
+              <w:bottom w:val="single" w:color="BFBFBF" w:sz="4"/>
+              <w:right w:val="single" w:color="BFBFBF" w:sz="4"/>
+            </w:tcBorders>
+            <w:tcMar>
+              <w:top w:type="dxa" w:w="50"/>
+              <w:left w:type="dxa" w:w="90"/>
+              <w:bottom w:type="dxa" w:w="50"/>
+              <w:right w:type="dxa" w:w="90"/>
+            </w:tcMar>
+          </w:tcPr>
+          <w:p>
+            <w:r>
+              <w:rPr>
+                <w:rFonts w:ascii="Calibri" w:cs="Calibri" w:eastAsia="Calibri" w:hAnsi="Calibri"/>
+                <w:sz w:val="20"/>
+                <w:szCs w:val="20"/>
+              </w:rPr>
+              <w:t xml:space="preserve">☐ Pendiente</w:t>
+            </w:r>
+          </w:p>
+        </w:tc>
+      </w:tr>
+      <w:tr>
+        <w:trPr>
+          <w:cantSplit/>
+          <w:tblHeader w:val="false"/>
+        </w:trPr>
+        <w:tc>
+          <w:tcPr>
+            <w:tcW w:type="dxa" w:w="500"/>
+            <w:tcBorders>
+              <w:top w:val="single" w:color="BFBFBF" w:sz="4"/>
+              <w:left w:val="single" w:color="BFBFBF" w:sz="4"/>
+              <w:bottom w:val="single" w:color="BFBFBF" w:sz="4"/>
+              <w:right w:val="single" w:color="BFBFBF" w:sz="4"/>
+            </w:tcBorders>
+            <w:tcMar>
+              <w:top w:type="dxa" w:w="50"/>
+              <w:left w:type="dxa" w:w="90"/>
+              <w:bottom w:type="dxa" w:w="50"/>
+              <w:right w:type="dxa" w:w="90"/>
+            </w:tcMar>
+          </w:tcPr>
+          <w:p>
+            <w:r>
+              <w:rPr>
+                <w:rFonts w:ascii="Calibri" w:cs="Calibri" w:eastAsia="Calibri" w:hAnsi="Calibri"/>
+                <w:sz w:val="20"/>
+                <w:szCs w:val="20"/>
+              </w:rPr>
+              <w:t xml:space="preserve">13</w:t>
+            </w:r>
+          </w:p>
+        </w:tc>
+        <w:tc>
+          <w:tcPr>
+            <w:tcW w:type="dxa" w:w="4106"/>
+            <w:tcBorders>
+              <w:top w:val="single" w:color="BFBFBF" w:sz="4"/>
+              <w:left w:val="single" w:color="BFBFBF" w:sz="4"/>
+              <w:bottom w:val="single" w:color="BFBFBF" w:sz="4"/>
+              <w:right w:val="single" w:color="BFBFBF" w:sz="4"/>
+            </w:tcBorders>
+            <w:tcMar>
+              <w:top w:type="dxa" w:w="50"/>
+              <w:left w:type="dxa" w:w="90"/>
+              <w:bottom w:type="dxa" w:w="50"/>
+              <w:right w:type="dxa" w:w="90"/>
+            </w:tcMar>
+          </w:tcPr>
+          <w:p>
+            <w:r>
+              <w:rPr>
+                <w:rFonts w:ascii="Calibri" w:cs="Calibri" w:eastAsia="Calibri" w:hAnsi="Calibri"/>
+                <w:sz w:val="20"/>
+                <w:szCs w:val="20"/>
+              </w:rPr>
               <w:t xml:space="preserve">Presentar el informe mensual al cliente</w:t>
             </w:r>
           </w:p>
@@ -1601,6 +2169,148 @@
                 <w:szCs w:val="20"/>
               </w:rPr>
               <w:t xml:space="preserve">30 nov – 31 dic (8-12) y continuo</w:t>
+            </w:r>
+          </w:p>
+        </w:tc>
+        <w:tc>
+          <w:tcPr>
+            <w:tcW w:type="dxa" w:w="1400"/>
+            <w:tcBorders>
+              <w:top w:val="single" w:color="BFBFBF" w:sz="4"/>
+              <w:left w:val="single" w:color="BFBFBF" w:sz="4"/>
+              <w:bottom w:val="single" w:color="BFBFBF" w:sz="4"/>
+              <w:right w:val="single" w:color="BFBFBF" w:sz="4"/>
+            </w:tcBorders>
+            <w:tcMar>
+              <w:top w:type="dxa" w:w="50"/>
+              <w:left w:type="dxa" w:w="90"/>
+              <w:bottom w:type="dxa" w:w="50"/>
+              <w:right w:type="dxa" w:w="90"/>
+            </w:tcMar>
+          </w:tcPr>
+          <w:p>
+            <w:r>
+              <w:rPr>
+                <w:rFonts w:ascii="Calibri" w:cs="Calibri" w:eastAsia="Calibri" w:hAnsi="Calibri"/>
+                <w:sz w:val="20"/>
+                <w:szCs w:val="20"/>
+              </w:rPr>
+              <w:t xml:space="preserve">☐ Pendiente</w:t>
+            </w:r>
+          </w:p>
+        </w:tc>
+      </w:tr>
+      <w:tr>
+        <w:trPr>
+          <w:cantSplit/>
+          <w:tblHeader w:val="false"/>
+        </w:trPr>
+        <w:tc>
+          <w:tcPr>
+            <w:tcW w:type="dxa" w:w="500"/>
+            <w:tcBorders>
+              <w:top w:val="single" w:color="BFBFBF" w:sz="4"/>
+              <w:left w:val="single" w:color="BFBFBF" w:sz="4"/>
+              <w:bottom w:val="single" w:color="BFBFBF" w:sz="4"/>
+              <w:right w:val="single" w:color="BFBFBF" w:sz="4"/>
+            </w:tcBorders>
+            <w:tcMar>
+              <w:top w:type="dxa" w:w="50"/>
+              <w:left w:type="dxa" w:w="90"/>
+              <w:bottom w:type="dxa" w:w="50"/>
+              <w:right w:type="dxa" w:w="90"/>
+            </w:tcMar>
+          </w:tcPr>
+          <w:p>
+            <w:r>
+              <w:rPr>
+                <w:rFonts w:ascii="Calibri" w:cs="Calibri" w:eastAsia="Calibri" w:hAnsi="Calibri"/>
+                <w:sz w:val="20"/>
+                <w:szCs w:val="20"/>
+              </w:rPr>
+              <w:t xml:space="preserve">14</w:t>
+            </w:r>
+          </w:p>
+        </w:tc>
+        <w:tc>
+          <w:tcPr>
+            <w:tcW w:type="dxa" w:w="4106"/>
+            <w:tcBorders>
+              <w:top w:val="single" w:color="BFBFBF" w:sz="4"/>
+              <w:left w:val="single" w:color="BFBFBF" w:sz="4"/>
+              <w:bottom w:val="single" w:color="BFBFBF" w:sz="4"/>
+              <w:right w:val="single" w:color="BFBFBF" w:sz="4"/>
+            </w:tcBorders>
+            <w:tcMar>
+              <w:top w:type="dxa" w:w="50"/>
+              <w:left w:type="dxa" w:w="90"/>
+              <w:bottom w:type="dxa" w:w="50"/>
+              <w:right w:type="dxa" w:w="90"/>
+            </w:tcMar>
+          </w:tcPr>
+          <w:p>
+            <w:r>
+              <w:rPr>
+                <w:rFonts w:ascii="Calibri" w:cs="Calibri" w:eastAsia="Calibri" w:hAnsi="Calibri"/>
+                <w:sz w:val="20"/>
+                <w:szCs w:val="20"/>
+              </w:rPr>
+              <w:t xml:space="preserve">Decidir sobre el tema si la velocidad no mejora</w:t>
+            </w:r>
+          </w:p>
+        </w:tc>
+        <w:tc>
+          <w:tcPr>
+            <w:tcW w:type="dxa" w:w="1100"/>
+            <w:tcBorders>
+              <w:top w:val="single" w:color="BFBFBF" w:sz="4"/>
+              <w:left w:val="single" w:color="BFBFBF" w:sz="4"/>
+              <w:bottom w:val="single" w:color="BFBFBF" w:sz="4"/>
+              <w:right w:val="single" w:color="BFBFBF" w:sz="4"/>
+            </w:tcBorders>
+            <w:shd w:fill="E2EFDA" w:color="auto" w:val="clear"/>
+            <w:tcMar>
+              <w:top w:type="dxa" w:w="50"/>
+              <w:left w:type="dxa" w:w="90"/>
+              <w:bottom w:type="dxa" w:w="50"/>
+              <w:right w:type="dxa" w:w="90"/>
+            </w:tcMar>
+          </w:tcPr>
+          <w:p>
+            <w:r>
+              <w:rPr>
+                <w:rFonts w:ascii="Calibri" w:cs="Calibri" w:eastAsia="Calibri" w:hAnsi="Calibri"/>
+                <w:sz w:val="20"/>
+                <w:szCs w:val="20"/>
+              </w:rPr>
+              <w:t xml:space="preserve">Media</w:t>
+            </w:r>
+          </w:p>
+        </w:tc>
+        <w:tc>
+          <w:tcPr>
+            <w:tcW w:type="dxa" w:w="2200"/>
+            <w:tcBorders>
+              <w:top w:val="single" w:color="BFBFBF" w:sz="4"/>
+              <w:left w:val="single" w:color="BFBFBF" w:sz="4"/>
+              <w:bottom w:val="single" w:color="BFBFBF" w:sz="4"/>
+              <w:right w:val="single" w:color="BFBFBF" w:sz="4"/>
+            </w:tcBorders>
+            <w:tcMar>
+              <w:top w:type="dxa" w:w="50"/>
+              <w:left w:type="dxa" w:w="90"/>
+              <w:bottom w:type="dxa" w:w="50"/>
+              <w:right w:type="dxa" w:w="90"/>
+            </w:tcMar>
+          </w:tcPr>
+          <w:p>
+            <w:r>
+              <w:rPr>
+                <w:rFonts w:ascii="Calibri" w:cs="Calibri" w:eastAsia="Calibri" w:hAnsi="Calibri"/>
+                <w:sz w:val="20"/>
+                <w:szCs w:val="20"/>
+              </w:rPr>
+              <w:t xml:space="preserve">14 dic – 18 dic (10)</w:t>
             </w:r>
           </w:p>
         </w:tc>
@@ -1873,7 +2583,7 @@
           <w:sz w:val="22"/>
           <w:szCs w:val="22"/>
         </w:rPr>
-        <w:t xml:space="preserve">Respuestas recibidas y pasadas al desarrollador y a SEO.</w:t>
+        <w:t xml:space="preserve">Respuestas recibidas; las de envíos y enlaces, pasadas a SEO y al desarrollador.</w:t>
       </w:r>
     </w:p>
     <w:p>
@@ -1914,7 +2624,7 @@
           <w:sz w:val="26"/>
           <w:szCs w:val="26"/>
         </w:rPr>
-        <w:t xml:space="preserve">2. Conseguir los accesos para el equipo</w:t>
+        <w:t xml:space="preserve">2. Revisar la caída con el desarrollador</w:t>
       </w:r>
     </w:p>
     <w:p>
@@ -1953,7 +2663,7 @@
           <w:sz w:val="22"/>
           <w:szCs w:val="22"/>
         </w:rPr>
-        <w:t xml:space="preserve">Sin accesos no se puede corregir Analytics ni hacer cambios en la tienda.</w:t>
+        <w:t xml:space="preserve">Hay que saber si algún cambio técnico de finales de septiembre explica la caída de posiciones.</w:t>
       </w:r>
     </w:p>
     <w:p>
@@ -1987,7 +2697,7 @@
           <w:sz w:val="22"/>
           <w:szCs w:val="22"/>
         </w:rPr>
-        <w:t xml:space="preserve">Back office de PrestaShop para SEO (catálogo, CMS, blog, importación CSV).</w:t>
+        <w:t xml:space="preserve">Pedir al desarrollador la tarea 1 de su documento: cambios del 25 al 30 de septiembre y comprobación de la categoría Gundam.</w:t>
       </w:r>
     </w:p>
     <w:p>
@@ -2005,25 +2715,7 @@
           <w:sz w:val="22"/>
           <w:szCs w:val="22"/>
         </w:rPr>
-        <w:t xml:space="preserve">Administrador en GA4 y Tag Manager; propietario en Search Console.</w:t>
-      </w:r>
-    </w:p>
-    <w:p>
-      <w:pPr>
-        <w:pStyle w:val="ListParagraph"/>
-        <w:numPr>
-          <w:ilvl w:val="0"/>
-          <w:numId w:val="3"/>
-        </w:numPr>
-        <w:spacing w:after="40"/>
-      </w:pPr>
-      <w:r>
-        <w:rPr>
-          <w:rFonts w:ascii="Calibri" w:cs="Calibri" w:eastAsia="Calibri" w:hAnsi="Calibri"/>
-          <w:sz w:val="22"/>
-          <w:szCs w:val="22"/>
-        </w:rPr>
-        <w:t xml:space="preserve">FTP/servidor y, si es posible, entorno de pruebas para el desarrollador.</w:t>
+        <w:t xml:space="preserve">Pasar el listado a SEO para cruzarlo con Search Console.</w:t>
       </w:r>
     </w:p>
     <w:p>
@@ -2046,7 +2738,7 @@
           <w:sz w:val="22"/>
           <w:szCs w:val="22"/>
         </w:rPr>
-        <w:t xml:space="preserve">Todos los accesos funcionando.</w:t>
+        <w:t xml:space="preserve">Listado entregado a SEO.</w:t>
       </w:r>
     </w:p>
     <w:p>
@@ -2069,7 +2761,7 @@
           <w:sz w:val="22"/>
           <w:szCs w:val="22"/>
         </w:rPr>
-        <w:t xml:space="preserve">Ninguna.</w:t>
+        <w:t xml:space="preserve">Desarrollador (tarea 1). Análisis: SEO (tarea 1).</w:t>
       </w:r>
     </w:p>
     <w:p>
@@ -2087,7 +2779,7 @@
           <w:sz w:val="26"/>
           <w:szCs w:val="26"/>
         </w:rPr>
-        <w:t xml:space="preserve">3. Informar al cliente de la caída y de Analytics</w:t>
+        <w:t xml:space="preserve">3. Corregir y validar Analytics</w:t>
       </w:r>
     </w:p>
     <w:p>
@@ -2102,7 +2794,7 @@
           <w:sz w:val="20"/>
           <w:szCs w:val="20"/>
         </w:rPr>
-        <w:t xml:space="preserve">Prioridad Alta  ·  Semanas 1-2 (12 oct – 23 oct)  ·  Impacto Alto  ·  Esfuerzo Bajo</w:t>
+        <w:t xml:space="preserve">Prioridad Urgente  ·  Semanas 1-2 (12 oct – 23 oct)  ·  Impacto Alto  ·  Esfuerzo Medio</w:t>
       </w:r>
     </w:p>
     <w:p>
@@ -2126,7 +2818,7 @@
           <w:sz w:val="22"/>
           <w:szCs w:val="22"/>
         </w:rPr>
-        <w:t xml:space="preserve">Las ventas reales están infravaloradas y la caída del 30 de septiembre está pendiente de confirmar. El cliente debe saberlo antes de ver el primer informe.</w:t>
+        <w:t xml:space="preserve">Analytics registra 689 visitas y 13 compras frente a 3.300 clics en Google. Mientras no se corrija, las ventas reales están infravaloradas.</w:t>
       </w:r>
     </w:p>
     <w:p>
@@ -2160,7 +2852,7 @@
           <w:sz w:val="22"/>
           <w:szCs w:val="22"/>
         </w:rPr>
-        <w:t xml:space="preserve">Esperar la conclusión de SEO sobre la caída (real o fallo del seguimiento).</w:t>
+        <w:t xml:space="preserve">Encargar al desarrollador la tarea 2 de su documento (etiqueta GA4, consentimiento v2 y evento purchase).</w:t>
       </w:r>
     </w:p>
     <w:p>
@@ -2178,7 +2870,7 @@
           <w:sz w:val="22"/>
           <w:szCs w:val="22"/>
         </w:rPr>
-        <w:t xml:space="preserve">Explicar al cliente la diferencia entre Search Console (3.300 clics) y Analytics (689 visitas) y la solución en marcha.</w:t>
+        <w:t xml:space="preserve">Con Tag Assistant, comprobar la etiqueta en portada, categoría, ficha, carrito y confirmación de pedido.</w:t>
       </w:r>
     </w:p>
     <w:p>
@@ -2196,7 +2888,43 @@
           <w:sz w:val="22"/>
           <w:szCs w:val="22"/>
         </w:rPr>
-        <w:t xml:space="preserve">Acordar la fecha en la que la medición quedará corregida.</w:t>
+        <w:t xml:space="preserve">Hacer el pedido de prueba con el desarrollador y verlo en GA4 › Tiempo real.</w:t>
+      </w:r>
+    </w:p>
+    <w:p>
+      <w:pPr>
+        <w:pStyle w:val="ListParagraph"/>
+        <w:numPr>
+          <w:ilvl w:val="0"/>
+          <w:numId w:val="4"/>
+        </w:numPr>
+        <w:spacing w:after="40"/>
+      </w:pPr>
+      <w:r>
+        <w:rPr>
+          <w:rFonts w:ascii="Calibri" w:cs="Calibri" w:eastAsia="Calibri" w:hAnsi="Calibri"/>
+          <w:sz w:val="22"/>
+          <w:szCs w:val="22"/>
+        </w:rPr>
+        <w:t xml:space="preserve">Cruzar los pedidos de septiembre del cliente con las compras de GA4.</w:t>
+      </w:r>
+    </w:p>
+    <w:p>
+      <w:pPr>
+        <w:pStyle w:val="ListParagraph"/>
+        <w:numPr>
+          <w:ilvl w:val="0"/>
+          <w:numId w:val="4"/>
+        </w:numPr>
+        <w:spacing w:after="40"/>
+      </w:pPr>
+      <w:r>
+        <w:rPr>
+          <w:rFonts w:ascii="Calibri" w:cs="Calibri" w:eastAsia="Calibri" w:hAnsi="Calibri"/>
+          <w:sz w:val="22"/>
+          <w:szCs w:val="22"/>
+        </w:rPr>
+        <w:t xml:space="preserve">Excluir el tráfico interno y revisar los filtros de la propiedad.</w:t>
       </w:r>
     </w:p>
     <w:p>
@@ -2219,7 +2947,7 @@
           <w:sz w:val="22"/>
           <w:szCs w:val="22"/>
         </w:rPr>
-        <w:t xml:space="preserve">Cliente informado y conforme con el plan.</w:t>
+        <w:t xml:space="preserve">Compras de GA4 ≈ pedidos reales (±10 %).</w:t>
       </w:r>
     </w:p>
     <w:p>
@@ -2242,7 +2970,7 @@
           <w:sz w:val="22"/>
           <w:szCs w:val="22"/>
         </w:rPr>
-        <w:t xml:space="preserve">SEO (tareas 1 y 2) y desarrollador (tareas 1 y 2).</w:t>
+        <w:t xml:space="preserve">Desarrollador (tarea 2) y datos del cliente (tarea 1).</w:t>
       </w:r>
     </w:p>
     <w:p>
@@ -2260,7 +2988,7 @@
           <w:sz w:val="26"/>
           <w:szCs w:val="26"/>
         </w:rPr>
-        <w:t xml:space="preserve">4. Aprobar con el cliente el nuevo menú</w:t>
+        <w:t xml:space="preserve">4. Informar al cliente de la caída y de Analytics</w:t>
       </w:r>
     </w:p>
     <w:p>
@@ -2275,7 +3003,7 @@
           <w:sz w:val="20"/>
           <w:szCs w:val="20"/>
         </w:rPr>
-        <w:t xml:space="preserve">Prioridad Alta  ·  Semanas 5-6 (9 nov – 20 nov)  ·  Impacto Alto  ·  Esfuerzo Bajo</w:t>
+        <w:t xml:space="preserve">Prioridad Alta  ·  Semanas 2-3 (19 oct – 30 oct)  ·  Impacto Alto  ·  Esfuerzo Bajo</w:t>
       </w:r>
     </w:p>
     <w:p>
@@ -2299,7 +3027,7 @@
           <w:sz w:val="22"/>
           <w:szCs w:val="22"/>
         </w:rPr>
-        <w:t xml:space="preserve">El megamenú es la principal causa de la lentitud (957 enlaces en portada). Quitar categorías del menú es una decisión de negocio.</w:t>
+        <w:t xml:space="preserve">La caída del 30 de septiembre está pendiente de confirmar y las ventas están mal medidas. El cliente debe saberlo antes de ver el primer informe.</w:t>
       </w:r>
     </w:p>
     <w:p>
@@ -2333,7 +3061,7 @@
           <w:sz w:val="22"/>
           <w:szCs w:val="22"/>
         </w:rPr>
-        <w:t xml:space="preserve">Revisar la propuesta de SEO, basada en ventas y búsquedas.</w:t>
+        <w:t xml:space="preserve">Recibir la conclusión de SEO sobre la caída (real o fallo del seguimiento).</w:t>
       </w:r>
     </w:p>
     <w:p>
@@ -2351,7 +3079,7 @@
           <w:sz w:val="22"/>
           <w:szCs w:val="22"/>
         </w:rPr>
-        <w:t xml:space="preserve">Presentarla al cliente y recoger cambios.</w:t>
+        <w:t xml:space="preserve">Explicar al cliente la diferencia entre Search Console (3.300 clics) y Analytics (689 visitas) y la solución aplicada.</w:t>
       </w:r>
     </w:p>
     <w:p>
@@ -2369,7 +3097,7 @@
           <w:sz w:val="22"/>
           <w:szCs w:val="22"/>
         </w:rPr>
-        <w:t xml:space="preserve">Pasar la estructura aprobada al desarrollador.</w:t>
+        <w:t xml:space="preserve">Acordar la fecha desde la que la medición se considera fiable.</w:t>
       </w:r>
     </w:p>
     <w:p>
@@ -2392,7 +3120,7 @@
           <w:sz w:val="22"/>
           <w:szCs w:val="22"/>
         </w:rPr>
-        <w:t xml:space="preserve">Menú aprobado y entregado.</w:t>
+        <w:t xml:space="preserve">Cliente informado y conforme con el plan.</w:t>
       </w:r>
     </w:p>
     <w:p>
@@ -2415,7 +3143,7 @@
           <w:sz w:val="22"/>
           <w:szCs w:val="22"/>
         </w:rPr>
-        <w:t xml:space="preserve">Propuesta de SEO (tarea 11). Ejecución: desarrollador (tarea 10).</w:t>
+        <w:t xml:space="preserve">SEO (tarea 1) y tarea 3.</w:t>
       </w:r>
     </w:p>
     <w:p>
@@ -2506,7 +3234,7 @@
           <w:sz w:val="22"/>
           <w:szCs w:val="22"/>
         </w:rPr>
-        <w:t xml:space="preserve">Enseñar al cliente una muestra de títulos y descripciones nuevos.</w:t>
+        <w:t xml:space="preserve">Enseñar al cliente la muestra de títulos y descripciones que prepara SEO.</w:t>
       </w:r>
     </w:p>
     <w:p>
@@ -2542,7 +3270,7 @@
           <w:sz w:val="22"/>
           <w:szCs w:val="22"/>
         </w:rPr>
-        <w:t xml:space="preserve">Autorizar a SEO a aplicarlos desde el panel.</w:t>
+        <w:t xml:space="preserve">Comunicar la aprobación a SEO.</w:t>
       </w:r>
     </w:p>
     <w:p>
@@ -2588,7 +3316,7 @@
           <w:sz w:val="22"/>
           <w:szCs w:val="22"/>
         </w:rPr>
-        <w:t xml:space="preserve">Muestra de SEO (tarea 6).</w:t>
+        <w:t xml:space="preserve">Muestra de SEO (tarea 5).</w:t>
       </w:r>
     </w:p>
     <w:p>
@@ -2606,7 +3334,7 @@
           <w:sz w:val="26"/>
           <w:szCs w:val="26"/>
         </w:rPr>
-        <w:t xml:space="preserve">6. Autorización y contactos para los enlaces de fabricantes</w:t>
+        <w:t xml:space="preserve">6. Pasar las listas de SEO al desarrollador</w:t>
       </w:r>
     </w:p>
     <w:p>
@@ -2621,7 +3349,7 @@
           <w:sz w:val="20"/>
           <w:szCs w:val="20"/>
         </w:rPr>
-        <w:t xml:space="preserve">Prioridad Alta  ·  Semanas 3-4 (26 oct – 6 nov)  ·  Impacto Alto  ·  Esfuerzo Bajo</w:t>
+        <w:t xml:space="preserve">Prioridad Alta  ·  Semanas 2-5 (19 oct – 13 nov)  ·  Impacto Alto  ·  Esfuerzo Bajo</w:t>
       </w:r>
     </w:p>
     <w:p>
@@ -2645,7 +3373,7 @@
           <w:sz w:val="22"/>
           <w:szCs w:val="22"/>
         </w:rPr>
-        <w:t xml:space="preserve">Solo 133 webs enlazan y el 86 % son basura. Los listados de distribuidores oficiales y los clubes de modelismo son los enlaces más valiosos.</w:t>
+        <w:t xml:space="preserve">SEO prepara las listas técnicas pero no tiene contacto con el desarrollador.</w:t>
       </w:r>
     </w:p>
     <w:p>
@@ -2679,7 +3407,7 @@
           <w:sz w:val="22"/>
           <w:szCs w:val="22"/>
         </w:rPr>
-        <w:t xml:space="preserve">Conseguir la autorización del cliente para contactar a fabricantes y distribuidores.</w:t>
+        <w:t xml:space="preserve">Entregar al desarrollador la tabla de redirecciones 301 y la lista de enlaces de menú, pie y portada (sus tareas 3 y 6).</w:t>
       </w:r>
     </w:p>
     <w:p>
@@ -2697,7 +3425,7 @@
           <w:sz w:val="22"/>
           <w:szCs w:val="22"/>
         </w:rPr>
-        <w:t xml:space="preserve">Pedir los contactos comerciales de cada marca.</w:t>
+        <w:t xml:space="preserve">Encargar el noindex de las páginas de inicio de sesión, el sitemap, los datos estructurados con los datos de envío del cliente y los ajustes de plantilla (sus tareas 4, 5, 7 y 8).</w:t>
       </w:r>
     </w:p>
     <w:p>
@@ -2715,7 +3443,7 @@
           <w:sz w:val="22"/>
           <w:szCs w:val="22"/>
         </w:rPr>
-        <w:t xml:space="preserve">Preguntar por clubes, concursos o exposiciones con los que ya colaboran.</w:t>
+        <w:t xml:space="preserve">Avisar a SEO cuando estén hechos el noindex y el sitemap, para la retirada en Search Console y el envío del sitemap.</w:t>
       </w:r>
     </w:p>
     <w:p>
@@ -2733,7 +3461,7 @@
           <w:sz w:val="22"/>
           <w:szCs w:val="22"/>
         </w:rPr>
-        <w:t xml:space="preserve">Pasarlo todo a SEO.</w:t>
+        <w:t xml:space="preserve">Avisar a SEO cuando se quite el noindex de «Envíos gratuitos».</w:t>
       </w:r>
     </w:p>
     <w:p>
@@ -2756,7 +3484,7 @@
           <w:sz w:val="22"/>
           <w:szCs w:val="22"/>
         </w:rPr>
-        <w:t xml:space="preserve">Autorización y contactos entregados a SEO.</w:t>
+        <w:t xml:space="preserve">Tareas 3 a 8 del desarrollador encargadas y terminadas.</w:t>
       </w:r>
     </w:p>
     <w:p>
@@ -2779,7 +3507,7 @@
           <w:sz w:val="22"/>
           <w:szCs w:val="22"/>
         </w:rPr>
-        <w:t xml:space="preserve">Contacto y seguimiento: SEO (tarea 17).</w:t>
+        <w:t xml:space="preserve">Listas de SEO (tarea 3). Ejecución: desarrollador (tareas 3 a 8).</w:t>
       </w:r>
     </w:p>
     <w:p>
@@ -2797,7 +3525,7 @@
           <w:sz w:val="26"/>
           <w:szCs w:val="26"/>
         </w:rPr>
-        <w:t xml:space="preserve">7. Pedir al cliente revisión experta y fotos</w:t>
+        <w:t xml:space="preserve">7. Autorización y contactos para los enlaces de fabricantes</w:t>
       </w:r>
     </w:p>
     <w:p>
@@ -2812,7 +3540,7 @@
           <w:sz w:val="20"/>
           <w:szCs w:val="20"/>
         </w:rPr>
-        <w:t xml:space="preserve">Prioridad Media  ·  Semanas 6-9 (16 nov – 11 dic)  ·  Impacto Medio  ·  Esfuerzo Bajo</w:t>
+        <w:t xml:space="preserve">Prioridad Alta  ·  Semanas 3-4 (26 oct – 6 nov)  ·  Impacto Alto  ·  Esfuerzo Bajo</w:t>
       </w:r>
     </w:p>
     <w:p>
@@ -2836,7 +3564,7 @@
           <w:sz w:val="22"/>
           <w:szCs w:val="22"/>
         </w:rPr>
-        <w:t xml:space="preserve">Las guías y los textos de SD Gundam, barcos y trenes ganan credibilidad si los revisa y firma alguien de la tienda con experiencia.</w:t>
+        <w:t xml:space="preserve">Solo 133 webs enlazan y el 86 % son basura. Los listados de distribuidores oficiales y los clubes de modelismo son los enlaces más valiosos.</w:t>
       </w:r>
     </w:p>
     <w:p>
@@ -2870,7 +3598,7 @@
           <w:sz w:val="22"/>
           <w:szCs w:val="22"/>
         </w:rPr>
-        <w:t xml:space="preserve">Pedir fotos propias: pintado de un Gundam, herramientas, kits Pokémon de Bandai y Takara Tomy.</w:t>
+        <w:t xml:space="preserve">Conseguir la autorización del cliente para contactar a fabricantes y distribuidores.</w:t>
       </w:r>
     </w:p>
     <w:p>
@@ -2888,7 +3616,7 @@
           <w:sz w:val="22"/>
           <w:szCs w:val="22"/>
         </w:rPr>
-        <w:t xml:space="preserve">Enviar al cliente los textos de SEO para revisión técnica.</w:t>
+        <w:t xml:space="preserve">Pedir los contactos comerciales de cada marca.</w:t>
       </w:r>
     </w:p>
     <w:p>
@@ -2906,7 +3634,25 @@
           <w:sz w:val="22"/>
           <w:szCs w:val="22"/>
         </w:rPr>
-        <w:t xml:space="preserve">Confirmar quién firma las guías.</w:t>
+        <w:t xml:space="preserve">Preguntar por clubes, concursos o exposiciones con los que ya colaboran.</w:t>
+      </w:r>
+    </w:p>
+    <w:p>
+      <w:pPr>
+        <w:pStyle w:val="ListParagraph"/>
+        <w:numPr>
+          <w:ilvl w:val="0"/>
+          <w:numId w:val="8"/>
+        </w:numPr>
+        <w:spacing w:after="40"/>
+      </w:pPr>
+      <w:r>
+        <w:rPr>
+          <w:rFonts w:ascii="Calibri" w:cs="Calibri" w:eastAsia="Calibri" w:hAnsi="Calibri"/>
+          <w:sz w:val="22"/>
+          <w:szCs w:val="22"/>
+        </w:rPr>
+        <w:t xml:space="preserve">Pasarlo todo a SEO.</w:t>
       </w:r>
     </w:p>
     <w:p>
@@ -2929,7 +3675,7 @@
           <w:sz w:val="22"/>
           <w:szCs w:val="22"/>
         </w:rPr>
-        <w:t xml:space="preserve">Fotos y revisiones recibidas.</w:t>
+        <w:t xml:space="preserve">Autorización y contactos entregados a SEO.</w:t>
       </w:r>
     </w:p>
     <w:p>
@@ -2952,7 +3698,7 @@
           <w:sz w:val="22"/>
           <w:szCs w:val="22"/>
         </w:rPr>
-        <w:t xml:space="preserve">Textos de SEO (tareas 14 a 16).</w:t>
+        <w:t xml:space="preserve">Contacto y seguimiento: SEO (tarea 15).</w:t>
       </w:r>
     </w:p>
     <w:p>
@@ -2970,7 +3716,7 @@
           <w:sz w:val="26"/>
           <w:szCs w:val="26"/>
         </w:rPr>
-        <w:t xml:space="preserve">8. Decidir sobre el tema si la velocidad no mejora</w:t>
+        <w:t xml:space="preserve">8. Validar los cambios técnicos del desarrollador</w:t>
       </w:r>
     </w:p>
     <w:p>
@@ -2985,7 +3731,7 @@
           <w:sz w:val="20"/>
           <w:szCs w:val="20"/>
         </w:rPr>
-        <w:t xml:space="preserve">Prioridad Media  ·  Semana 10 (14 dic – 18 dic)  ·  Impacto Medio  ·  Esfuerzo Bajo</w:t>
+        <w:t xml:space="preserve">Prioridad Media  ·  Semanas 4-6 (2 nov – 20 nov)  ·  Impacto Medio  ·  Esfuerzo Bajo</w:t>
       </w:r>
     </w:p>
     <w:p>
@@ -3009,7 +3755,7 @@
           <w:sz w:val="22"/>
           <w:szCs w:val="22"/>
         </w:rPr>
-        <w:t xml:space="preserve">Parte de la lentitud depende del tema de PrestaShop y puede tener un límite.</w:t>
+        <w:t xml:space="preserve">Cada cambio del desarrollador debe comprobarse antes de darse por cerrado.</w:t>
       </w:r>
     </w:p>
     <w:p>
@@ -3043,7 +3789,7 @@
           <w:sz w:val="22"/>
           <w:szCs w:val="22"/>
         </w:rPr>
-        <w:t xml:space="preserve">Revisar con el desarrollador el resultado de las tareas de velocidad.</w:t>
+        <w:t xml:space="preserve">Redirecciones: abrir varias URL antiguas y comprobar que llevan a la página nueva.</w:t>
       </w:r>
     </w:p>
     <w:p>
@@ -3061,7 +3807,61 @@
           <w:sz w:val="22"/>
           <w:szCs w:val="22"/>
         </w:rPr>
-        <w:t xml:space="preserve">Si no se llega a los objetivos (LCP &lt; 2,5 s en móvil), proponer al cliente cambiar de tema y presupuestarlo.</w:t>
+        <w:t xml:space="preserve">Datos estructurados: prueba de resultados enriquecidos de Google en una ficha.</w:t>
+      </w:r>
+    </w:p>
+    <w:p>
+      <w:pPr>
+        <w:pStyle w:val="ListParagraph"/>
+        <w:numPr>
+          <w:ilvl w:val="0"/>
+          <w:numId w:val="9"/>
+        </w:numPr>
+        <w:spacing w:after="40"/>
+      </w:pPr>
+      <w:r>
+        <w:rPr>
+          <w:rFonts w:ascii="Calibri" w:cs="Calibri" w:eastAsia="Calibri" w:hAnsi="Calibri"/>
+          <w:sz w:val="22"/>
+          <w:szCs w:val="22"/>
+        </w:rPr>
+        <w:t xml:space="preserve">Hreflang: el código de una página muestra es, en, fr y x-default.</w:t>
+      </w:r>
+    </w:p>
+    <w:p>
+      <w:pPr>
+        <w:pStyle w:val="ListParagraph"/>
+        <w:numPr>
+          <w:ilvl w:val="0"/>
+          <w:numId w:val="9"/>
+        </w:numPr>
+        <w:spacing w:after="40"/>
+      </w:pPr>
+      <w:r>
+        <w:rPr>
+          <w:rFonts w:ascii="Calibri" w:cs="Calibri" w:eastAsia="Calibri" w:hAnsi="Calibri"/>
+          <w:sz w:val="22"/>
+          <w:szCs w:val="22"/>
+        </w:rPr>
+        <w:t xml:space="preserve">Tarjetas de X, H1 de la portada en inglés y página 2 de una categoría.</w:t>
+      </w:r>
+    </w:p>
+    <w:p>
+      <w:pPr>
+        <w:pStyle w:val="ListParagraph"/>
+        <w:numPr>
+          <w:ilvl w:val="0"/>
+          <w:numId w:val="9"/>
+        </w:numPr>
+        <w:spacing w:after="40"/>
+      </w:pPr>
+      <w:r>
+        <w:rPr>
+          <w:rFonts w:ascii="Calibri" w:cs="Calibri" w:eastAsia="Calibri" w:hAnsi="Calibri"/>
+          <w:sz w:val="22"/>
+          <w:szCs w:val="22"/>
+        </w:rPr>
+        <w:t xml:space="preserve">Si algo falla, devolverlo al desarrollador; si está bien, avisar a SEO.</w:t>
       </w:r>
     </w:p>
     <w:p>
@@ -3084,7 +3884,7 @@
           <w:sz w:val="22"/>
           <w:szCs w:val="22"/>
         </w:rPr>
-        <w:t xml:space="preserve">Decisión tomada y comunicada.</w:t>
+        <w:t xml:space="preserve">Todo validado o devuelto con el fallo.</w:t>
       </w:r>
     </w:p>
     <w:p>
@@ -3107,7 +3907,7 @@
           <w:sz w:val="22"/>
           <w:szCs w:val="22"/>
         </w:rPr>
-        <w:t xml:space="preserve">Desarrollador (tareas 9 a 11).</w:t>
+        <w:t xml:space="preserve">Desarrollador (tareas 3 a 8).</w:t>
       </w:r>
     </w:p>
     <w:p>
@@ -3125,7 +3925,7 @@
           <w:sz w:val="26"/>
           <w:szCs w:val="26"/>
         </w:rPr>
-        <w:t xml:space="preserve">9. Presentar el informe mensual al cliente</w:t>
+        <w:t xml:space="preserve">9. Aprobar con el cliente el nuevo menú</w:t>
       </w:r>
     </w:p>
     <w:p>
@@ -3140,7 +3940,7 @@
           <w:sz w:val="20"/>
           <w:szCs w:val="20"/>
         </w:rPr>
-        <w:t xml:space="preserve">Prioridad Media  ·  Semanas 8-12 (30 nov – 31 dic) y continuo  ·  Impacto Medio  ·  Esfuerzo Bajo</w:t>
+        <w:t xml:space="preserve">Prioridad Alta  ·  Semanas 5-6 (9 nov – 20 nov)  ·  Impacto Alto  ·  Esfuerzo Bajo</w:t>
       </w:r>
     </w:p>
     <w:p>
@@ -3164,7 +3964,7 @@
           <w:sz w:val="22"/>
           <w:szCs w:val="22"/>
         </w:rPr>
-        <w:t xml:space="preserve">El cliente debe ver la evolución con datos y validar las prioridades del mes siguiente.</w:t>
+        <w:t xml:space="preserve">El megamenú es la principal causa de la lentitud (957 enlaces en portada). Quitar categorías del menú es una decisión de negocio.</w:t>
       </w:r>
     </w:p>
     <w:p>
@@ -3198,7 +3998,7 @@
           <w:sz w:val="22"/>
           <w:szCs w:val="22"/>
         </w:rPr>
-        <w:t xml:space="preserve">Recibir el informe de SEO (finales de noviembre y de diciembre).</w:t>
+        <w:t xml:space="preserve">Revisar la propuesta de SEO, basada en búsquedas.</w:t>
       </w:r>
     </w:p>
     <w:p>
@@ -3216,7 +4016,25 @@
           <w:sz w:val="22"/>
           <w:szCs w:val="22"/>
         </w:rPr>
-        <w:t xml:space="preserve">Presentarlo al cliente y recoger nuevas prioridades.</w:t>
+        <w:t xml:space="preserve">Presentarla al cliente, completarla con sus datos de ventas y recoger cambios.</w:t>
+      </w:r>
+    </w:p>
+    <w:p>
+      <w:pPr>
+        <w:pStyle w:val="ListParagraph"/>
+        <w:numPr>
+          <w:ilvl w:val="0"/>
+          <w:numId w:val="10"/>
+        </w:numPr>
+        <w:spacing w:after="40"/>
+      </w:pPr>
+      <w:r>
+        <w:rPr>
+          <w:rFonts w:ascii="Calibri" w:cs="Calibri" w:eastAsia="Calibri" w:hAnsi="Calibri"/>
+          <w:sz w:val="22"/>
+          <w:szCs w:val="22"/>
+        </w:rPr>
+        <w:t xml:space="preserve">Pasar la estructura aprobada al desarrollador.</w:t>
       </w:r>
     </w:p>
     <w:p>
@@ -3239,7 +4057,7 @@
           <w:sz w:val="22"/>
           <w:szCs w:val="22"/>
         </w:rPr>
-        <w:t xml:space="preserve">Informe presentado cada mes.</w:t>
+        <w:t xml:space="preserve">Menú aprobado y entregado.</w:t>
       </w:r>
     </w:p>
     <w:p>
@@ -3262,23 +4080,80 @@
           <w:sz w:val="22"/>
           <w:szCs w:val="22"/>
         </w:rPr>
-        <w:t xml:space="preserve">Informe de SEO (tarea 19).</w:t>
-      </w:r>
-    </w:p>
-    <w:p>
-      <w:pPr>
-        <w:pStyle w:val="Heading1"/>
-      </w:pPr>
-      <w:r>
-        <w:rPr>
-          <w:rFonts w:ascii="Calibri" w:cs="Calibri" w:eastAsia="Calibri" w:hAnsi="Calibri"/>
-          <w:b/>
-          <w:bCs/>
-          <w:color w:val="1F4E79"/>
-          <w:sz w:val="32"/>
-          <w:szCs w:val="32"/>
-        </w:rPr>
-        <w:t xml:space="preserve">Pendiente de decidir</w:t>
+        <w:t xml:space="preserve">Propuesta de SEO (tarea 9). Ejecución: desarrollador (tarea 10).</w:t>
+      </w:r>
+    </w:p>
+    <w:p>
+      <w:pPr>
+        <w:pStyle w:val="Heading2"/>
+        <w:keepNext/>
+        <w:spacing w:after="60" w:before="280"/>
+      </w:pPr>
+      <w:r>
+        <w:rPr>
+          <w:rFonts w:ascii="Calibri" w:cs="Calibri" w:eastAsia="Calibri" w:hAnsi="Calibri"/>
+          <w:b/>
+          <w:bCs/>
+          <w:color w:val="2E75B6"/>
+          <w:sz w:val="26"/>
+          <w:szCs w:val="26"/>
+        </w:rPr>
+        <w:t xml:space="preserve">10. Seguimiento de la velocidad con el desarrollador</w:t>
+      </w:r>
+    </w:p>
+    <w:p>
+      <w:pPr>
+        <w:keepNext/>
+        <w:spacing w:after="80"/>
+      </w:pPr>
+      <w:r>
+        <w:rPr>
+          <w:rFonts w:ascii="Calibri" w:cs="Calibri" w:eastAsia="Calibri" w:hAnsi="Calibri"/>
+          <w:color w:val="595959"/>
+          <w:sz w:val="20"/>
+          <w:szCs w:val="20"/>
+        </w:rPr>
+        <w:t xml:space="preserve">Prioridad Alta  ·  Semanas 5-9 (9 nov – 11 dic)  ·  Impacto Alto  ·  Esfuerzo Bajo</w:t>
+      </w:r>
+    </w:p>
+    <w:p>
+      <w:pPr>
+        <w:keepNext/>
+        <w:spacing w:after="80"/>
+      </w:pPr>
+      <w:r>
+        <w:rPr>
+          <w:rFonts w:ascii="Calibri" w:cs="Calibri" w:eastAsia="Calibri" w:hAnsi="Calibri"/>
+          <w:b/>
+          <w:bCs/>
+          <w:sz w:val="22"/>
+          <w:szCs w:val="22"/>
+        </w:rPr>
+        <w:t xml:space="preserve">Por qué: </w:t>
+      </w:r>
+      <w:r>
+        <w:rPr>
+          <w:rFonts w:ascii="Calibri" w:cs="Calibri" w:eastAsia="Calibri" w:hAnsi="Calibri"/>
+          <w:sz w:val="22"/>
+          <w:szCs w:val="22"/>
+        </w:rPr>
+        <w:t xml:space="preserve">Es el freno técnico más claro: unos 10 s de carga completa y fichas de 1,3 MB.</w:t>
+      </w:r>
+    </w:p>
+    <w:p>
+      <w:pPr>
+        <w:keepNext/>
+        <w:spacing w:after="40"/>
+      </w:pPr>
+      <w:r>
+        <w:rPr>
+          <w:rFonts w:ascii="Calibri" w:cs="Calibri" w:eastAsia="Calibri" w:hAnsi="Calibri"/>
+          <w:b/>
+          <w:bCs/>
+          <w:sz w:val="22"/>
+          <w:szCs w:val="22"/>
+        </w:rPr>
+        <w:t xml:space="preserve">Pasos:</w:t>
       </w:r>
     </w:p>
     <w:p>
@@ -3288,15 +4163,15 @@
           <w:ilvl w:val="0"/>
           <w:numId w:val="11"/>
         </w:numPr>
-        <w:spacing w:after="60"/>
-      </w:pPr>
-      <w:r>
-        <w:rPr>
-          <w:rFonts w:ascii="Calibri" w:cs="Calibri" w:eastAsia="Calibri" w:hAnsi="Calibri"/>
-          <w:sz w:val="22"/>
-          <w:szCs w:val="22"/>
-        </w:rPr>
-        <w:t xml:space="preserve">Si las horas del desarrollador entran en el presupuesto mensual o van aparte.</w:t>
+        <w:spacing w:after="40"/>
+      </w:pPr>
+      <w:r>
+        <w:rPr>
+          <w:rFonts w:ascii="Calibri" w:cs="Calibri" w:eastAsia="Calibri" w:hAnsi="Calibri"/>
+          <w:sz w:val="22"/>
+          <w:szCs w:val="22"/>
+        </w:rPr>
+        <w:t xml:space="preserve">Pasar al desarrollador las mediciones de partida de SEO.</w:t>
       </w:r>
     </w:p>
     <w:p>
@@ -3306,15 +4181,15 @@
           <w:ilvl w:val="0"/>
           <w:numId w:val="11"/>
         </w:numPr>
-        <w:spacing w:after="60"/>
-      </w:pPr>
-      <w:r>
-        <w:rPr>
-          <w:rFonts w:ascii="Calibri" w:cs="Calibri" w:eastAsia="Calibri" w:hAnsi="Calibri"/>
-          <w:sz w:val="22"/>
-          <w:szCs w:val="22"/>
-        </w:rPr>
-        <w:t xml:space="preserve">Validar los objetivos a 3 meses: 4.500 clics/mes, 25 palabras en primera página y 30 webs de calidad enlazando.</w:t>
+        <w:spacing w:after="40"/>
+      </w:pPr>
+      <w:r>
+        <w:rPr>
+          <w:rFonts w:ascii="Calibri" w:cs="Calibri" w:eastAsia="Calibri" w:hAnsi="Calibri"/>
+          <w:sz w:val="22"/>
+          <w:szCs w:val="22"/>
+        </w:rPr>
+        <w:t xml:space="preserve">Encargar sus tareas 9 (imágenes, JavaScript y módulos), 10 (menú) y 11 (fichas).</w:t>
       </w:r>
     </w:p>
     <w:p>
@@ -3324,15 +4199,134 @@
           <w:ilvl w:val="0"/>
           <w:numId w:val="11"/>
         </w:numPr>
-        <w:spacing w:after="60"/>
-      </w:pPr>
-      <w:r>
-        <w:rPr>
-          <w:rFonts w:ascii="Calibri" w:cs="Calibri" w:eastAsia="Calibri" w:hAnsi="Calibri"/>
-          <w:sz w:val="22"/>
-          <w:szCs w:val="22"/>
-        </w:rPr>
-        <w:t xml:space="preserve">Prioridad entre SD Gundam, barcos y trenes según el margen del cliente.</w:t>
+        <w:spacing w:after="40"/>
+      </w:pPr>
+      <w:r>
+        <w:rPr>
+          <w:rFonts w:ascii="Calibri" w:cs="Calibri" w:eastAsia="Calibri" w:hAnsi="Calibri"/>
+          <w:sz w:val="22"/>
+          <w:szCs w:val="22"/>
+        </w:rPr>
+        <w:t xml:space="preserve">Avisar a SEO tras cada cambio para que vuelva a medir.</w:t>
+      </w:r>
+    </w:p>
+    <w:p>
+      <w:pPr>
+        <w:spacing w:after="80" w:before="60"/>
+      </w:pPr>
+      <w:r>
+        <w:rPr>
+          <w:rFonts w:ascii="Calibri" w:cs="Calibri" w:eastAsia="Calibri" w:hAnsi="Calibri"/>
+          <w:b/>
+          <w:bCs/>
+          <w:sz w:val="22"/>
+          <w:szCs w:val="22"/>
+        </w:rPr>
+        <w:t xml:space="preserve">Hecho cuando: </w:t>
+      </w:r>
+      <w:r>
+        <w:rPr>
+          <w:rFonts w:ascii="Calibri" w:cs="Calibri" w:eastAsia="Calibri" w:hAnsi="Calibri"/>
+          <w:sz w:val="22"/>
+          <w:szCs w:val="22"/>
+        </w:rPr>
+        <w:t xml:space="preserve">Tareas de velocidad terminadas y medidas.</w:t>
+      </w:r>
+    </w:p>
+    <w:p>
+      <w:pPr>
+        <w:spacing w:after="80"/>
+      </w:pPr>
+      <w:r>
+        <w:rPr>
+          <w:rFonts w:ascii="Calibri" w:cs="Calibri" w:eastAsia="Calibri" w:hAnsi="Calibri"/>
+          <w:b/>
+          <w:bCs/>
+          <w:sz w:val="22"/>
+          <w:szCs w:val="22"/>
+        </w:rPr>
+        <w:t xml:space="preserve">Depende de / coordinar con: </w:t>
+      </w:r>
+      <w:r>
+        <w:rPr>
+          <w:rFonts w:ascii="Calibri" w:cs="Calibri" w:eastAsia="Calibri" w:hAnsi="Calibri"/>
+          <w:sz w:val="22"/>
+          <w:szCs w:val="22"/>
+        </w:rPr>
+        <w:t xml:space="preserve">Mediciones de SEO (tarea 9). Ejecución: desarrollador (tareas 9 a 11).</w:t>
+      </w:r>
+    </w:p>
+    <w:p>
+      <w:pPr>
+        <w:pStyle w:val="Heading2"/>
+        <w:keepNext/>
+        <w:spacing w:after="60" w:before="280"/>
+      </w:pPr>
+      <w:r>
+        <w:rPr>
+          <w:rFonts w:ascii="Calibri" w:cs="Calibri" w:eastAsia="Calibri" w:hAnsi="Calibri"/>
+          <w:b/>
+          <w:bCs/>
+          <w:color w:val="2E75B6"/>
+          <w:sz w:val="26"/>
+          <w:szCs w:val="26"/>
+        </w:rPr>
+        <w:t xml:space="preserve">11. Pedir al cliente revisión experta y fotos</w:t>
+      </w:r>
+    </w:p>
+    <w:p>
+      <w:pPr>
+        <w:keepNext/>
+        <w:spacing w:after="80"/>
+      </w:pPr>
+      <w:r>
+        <w:rPr>
+          <w:rFonts w:ascii="Calibri" w:cs="Calibri" w:eastAsia="Calibri" w:hAnsi="Calibri"/>
+          <w:color w:val="595959"/>
+          <w:sz w:val="20"/>
+          <w:szCs w:val="20"/>
+        </w:rPr>
+        <w:t xml:space="preserve">Prioridad Media  ·  Semanas 6-9 (16 nov – 11 dic)  ·  Impacto Medio  ·  Esfuerzo Bajo</w:t>
+      </w:r>
+    </w:p>
+    <w:p>
+      <w:pPr>
+        <w:keepNext/>
+        <w:spacing w:after="80"/>
+      </w:pPr>
+      <w:r>
+        <w:rPr>
+          <w:rFonts w:ascii="Calibri" w:cs="Calibri" w:eastAsia="Calibri" w:hAnsi="Calibri"/>
+          <w:b/>
+          <w:bCs/>
+          <w:sz w:val="22"/>
+          <w:szCs w:val="22"/>
+        </w:rPr>
+        <w:t xml:space="preserve">Por qué: </w:t>
+      </w:r>
+      <w:r>
+        <w:rPr>
+          <w:rFonts w:ascii="Calibri" w:cs="Calibri" w:eastAsia="Calibri" w:hAnsi="Calibri"/>
+          <w:sz w:val="22"/>
+          <w:szCs w:val="22"/>
+        </w:rPr>
+        <w:t xml:space="preserve">Las guías y los textos de SD Gundam, barcos y trenes ganan credibilidad si los revisa y firma alguien de la tienda con experiencia.</w:t>
+      </w:r>
+    </w:p>
+    <w:p>
+      <w:pPr>
+        <w:keepNext/>
+        <w:spacing w:after="40"/>
+      </w:pPr>
+      <w:r>
+        <w:rPr>
+          <w:rFonts w:ascii="Calibri" w:cs="Calibri" w:eastAsia="Calibri" w:hAnsi="Calibri"/>
+          <w:b/>
+          <w:bCs/>
+          <w:sz w:val="22"/>
+          <w:szCs w:val="22"/>
+        </w:rPr>
+        <w:t xml:space="preserve">Pasos:</w:t>
       </w:r>
     </w:p>
     <w:p>
@@ -3340,7 +4334,642 @@
         <w:pStyle w:val="ListParagraph"/>
         <w:numPr>
           <w:ilvl w:val="0"/>
-          <w:numId w:val="11"/>
+          <w:numId w:val="12"/>
+        </w:numPr>
+        <w:spacing w:after="40"/>
+      </w:pPr>
+      <w:r>
+        <w:rPr>
+          <w:rFonts w:ascii="Calibri" w:cs="Calibri" w:eastAsia="Calibri" w:hAnsi="Calibri"/>
+          <w:sz w:val="22"/>
+          <w:szCs w:val="22"/>
+        </w:rPr>
+        <w:t xml:space="preserve">Pedir fotos propias: pintado de un Gundam, herramientas, kits Pokémon de Bandai y Takara Tomy.</w:t>
+      </w:r>
+    </w:p>
+    <w:p>
+      <w:pPr>
+        <w:pStyle w:val="ListParagraph"/>
+        <w:numPr>
+          <w:ilvl w:val="0"/>
+          <w:numId w:val="12"/>
+        </w:numPr>
+        <w:spacing w:after="40"/>
+      </w:pPr>
+      <w:r>
+        <w:rPr>
+          <w:rFonts w:ascii="Calibri" w:cs="Calibri" w:eastAsia="Calibri" w:hAnsi="Calibri"/>
+          <w:sz w:val="22"/>
+          <w:szCs w:val="22"/>
+        </w:rPr>
+        <w:t xml:space="preserve">Enviar al cliente los textos de SEO para revisión técnica y devolver las correcciones.</w:t>
+      </w:r>
+    </w:p>
+    <w:p>
+      <w:pPr>
+        <w:pStyle w:val="ListParagraph"/>
+        <w:numPr>
+          <w:ilvl w:val="0"/>
+          <w:numId w:val="12"/>
+        </w:numPr>
+        <w:spacing w:after="40"/>
+      </w:pPr>
+      <w:r>
+        <w:rPr>
+          <w:rFonts w:ascii="Calibri" w:cs="Calibri" w:eastAsia="Calibri" w:hAnsi="Calibri"/>
+          <w:sz w:val="22"/>
+          <w:szCs w:val="22"/>
+        </w:rPr>
+        <w:t xml:space="preserve">Confirmar quién firma las guías.</w:t>
+      </w:r>
+    </w:p>
+    <w:p>
+      <w:pPr>
+        <w:spacing w:after="80" w:before="60"/>
+      </w:pPr>
+      <w:r>
+        <w:rPr>
+          <w:rFonts w:ascii="Calibri" w:cs="Calibri" w:eastAsia="Calibri" w:hAnsi="Calibri"/>
+          <w:b/>
+          <w:bCs/>
+          <w:sz w:val="22"/>
+          <w:szCs w:val="22"/>
+        </w:rPr>
+        <w:t xml:space="preserve">Hecho cuando: </w:t>
+      </w:r>
+      <w:r>
+        <w:rPr>
+          <w:rFonts w:ascii="Calibri" w:cs="Calibri" w:eastAsia="Calibri" w:hAnsi="Calibri"/>
+          <w:sz w:val="22"/>
+          <w:szCs w:val="22"/>
+        </w:rPr>
+        <w:t xml:space="preserve">Fotos y revisiones entregadas a SEO.</w:t>
+      </w:r>
+    </w:p>
+    <w:p>
+      <w:pPr>
+        <w:spacing w:after="80"/>
+      </w:pPr>
+      <w:r>
+        <w:rPr>
+          <w:rFonts w:ascii="Calibri" w:cs="Calibri" w:eastAsia="Calibri" w:hAnsi="Calibri"/>
+          <w:b/>
+          <w:bCs/>
+          <w:sz w:val="22"/>
+          <w:szCs w:val="22"/>
+        </w:rPr>
+        <w:t xml:space="preserve">Depende de / coordinar con: </w:t>
+      </w:r>
+      <w:r>
+        <w:rPr>
+          <w:rFonts w:ascii="Calibri" w:cs="Calibri" w:eastAsia="Calibri" w:hAnsi="Calibri"/>
+          <w:sz w:val="22"/>
+          <w:szCs w:val="22"/>
+        </w:rPr>
+        <w:t xml:space="preserve">Textos de SEO (tareas 12 a 14).</w:t>
+      </w:r>
+    </w:p>
+    <w:p>
+      <w:pPr>
+        <w:pStyle w:val="Heading2"/>
+        <w:keepNext/>
+        <w:spacing w:after="60" w:before="280"/>
+      </w:pPr>
+      <w:r>
+        <w:rPr>
+          <w:rFonts w:ascii="Calibri" w:cs="Calibri" w:eastAsia="Calibri" w:hAnsi="Calibri"/>
+          <w:b/>
+          <w:bCs/>
+          <w:color w:val="2E75B6"/>
+          <w:sz w:val="26"/>
+          <w:szCs w:val="26"/>
+        </w:rPr>
+        <w:t xml:space="preserve">12. Pasar al desarrollador las reglas de filtros</w:t>
+      </w:r>
+    </w:p>
+    <w:p>
+      <w:pPr>
+        <w:keepNext/>
+        <w:spacing w:after="80"/>
+      </w:pPr>
+      <w:r>
+        <w:rPr>
+          <w:rFonts w:ascii="Calibri" w:cs="Calibri" w:eastAsia="Calibri" w:hAnsi="Calibri"/>
+          <w:color w:val="595959"/>
+          <w:sz w:val="20"/>
+          <w:szCs w:val="20"/>
+        </w:rPr>
+        <w:t xml:space="preserve">Prioridad Media  ·  Semanas 8-10 (30 nov – 18 dic)  ·  Impacto Medio  ·  Esfuerzo Bajo</w:t>
+      </w:r>
+    </w:p>
+    <w:p>
+      <w:pPr>
+        <w:keepNext/>
+        <w:spacing w:after="80"/>
+      </w:pPr>
+      <w:r>
+        <w:rPr>
+          <w:rFonts w:ascii="Calibri" w:cs="Calibri" w:eastAsia="Calibri" w:hAnsi="Calibri"/>
+          <w:b/>
+          <w:bCs/>
+          <w:sz w:val="22"/>
+          <w:szCs w:val="22"/>
+        </w:rPr>
+        <w:t xml:space="preserve">Por qué: </w:t>
+      </w:r>
+      <w:r>
+        <w:rPr>
+          <w:rFonts w:ascii="Calibri" w:cs="Calibri" w:eastAsia="Calibri" w:hAnsi="Calibri"/>
+          <w:sz w:val="22"/>
+          <w:szCs w:val="22"/>
+        </w:rPr>
+        <w:t xml:space="preserve">Los filtros y la paginación suman el 25 % de las apariciones y compiten con las categorías.</w:t>
+      </w:r>
+    </w:p>
+    <w:p>
+      <w:pPr>
+        <w:keepNext/>
+        <w:spacing w:after="40"/>
+      </w:pPr>
+      <w:r>
+        <w:rPr>
+          <w:rFonts w:ascii="Calibri" w:cs="Calibri" w:eastAsia="Calibri" w:hAnsi="Calibri"/>
+          <w:b/>
+          <w:bCs/>
+          <w:sz w:val="22"/>
+          <w:szCs w:val="22"/>
+        </w:rPr>
+        <w:t xml:space="preserve">Pasos:</w:t>
+      </w:r>
+    </w:p>
+    <w:p>
+      <w:pPr>
+        <w:pStyle w:val="ListParagraph"/>
+        <w:numPr>
+          <w:ilvl w:val="0"/>
+          <w:numId w:val="13"/>
+        </w:numPr>
+        <w:spacing w:after="40"/>
+      </w:pPr>
+      <w:r>
+        <w:rPr>
+          <w:rFonts w:ascii="Calibri" w:cs="Calibri" w:eastAsia="Calibri" w:hAnsi="Calibri"/>
+          <w:sz w:val="22"/>
+          <w:szCs w:val="22"/>
+        </w:rPr>
+        <w:t xml:space="preserve">Recibir de SEO las reglas (qué filtros llevan noindex y cuáles pasan a página propia).</w:t>
+      </w:r>
+    </w:p>
+    <w:p>
+      <w:pPr>
+        <w:pStyle w:val="ListParagraph"/>
+        <w:numPr>
+          <w:ilvl w:val="0"/>
+          <w:numId w:val="13"/>
+        </w:numPr>
+        <w:spacing w:after="40"/>
+      </w:pPr>
+      <w:r>
+        <w:rPr>
+          <w:rFonts w:ascii="Calibri" w:cs="Calibri" w:eastAsia="Calibri" w:hAnsi="Calibri"/>
+          <w:sz w:val="22"/>
+          <w:szCs w:val="22"/>
+        </w:rPr>
+        <w:t xml:space="preserve">Encargar la tarea 12 del desarrollador y comprobar después dos o tres URL de cada tipo.</w:t>
+      </w:r>
+    </w:p>
+    <w:p>
+      <w:pPr>
+        <w:spacing w:after="80" w:before="60"/>
+      </w:pPr>
+      <w:r>
+        <w:rPr>
+          <w:rFonts w:ascii="Calibri" w:cs="Calibri" w:eastAsia="Calibri" w:hAnsi="Calibri"/>
+          <w:b/>
+          <w:bCs/>
+          <w:sz w:val="22"/>
+          <w:szCs w:val="22"/>
+        </w:rPr>
+        <w:t xml:space="preserve">Hecho cuando: </w:t>
+      </w:r>
+      <w:r>
+        <w:rPr>
+          <w:rFonts w:ascii="Calibri" w:cs="Calibri" w:eastAsia="Calibri" w:hAnsi="Calibri"/>
+          <w:sz w:val="22"/>
+          <w:szCs w:val="22"/>
+        </w:rPr>
+        <w:t xml:space="preserve">Reglas aplicadas y comprobadas.</w:t>
+      </w:r>
+    </w:p>
+    <w:p>
+      <w:pPr>
+        <w:spacing w:after="80"/>
+      </w:pPr>
+      <w:r>
+        <w:rPr>
+          <w:rFonts w:ascii="Calibri" w:cs="Calibri" w:eastAsia="Calibri" w:hAnsi="Calibri"/>
+          <w:b/>
+          <w:bCs/>
+          <w:sz w:val="22"/>
+          <w:szCs w:val="22"/>
+        </w:rPr>
+        <w:t xml:space="preserve">Depende de / coordinar con: </w:t>
+      </w:r>
+      <w:r>
+        <w:rPr>
+          <w:rFonts w:ascii="Calibri" w:cs="Calibri" w:eastAsia="Calibri" w:hAnsi="Calibri"/>
+          <w:sz w:val="22"/>
+          <w:szCs w:val="22"/>
+        </w:rPr>
+        <w:t xml:space="preserve">Reglas de SEO (tarea 11). Ejecución: desarrollador (tarea 12).</w:t>
+      </w:r>
+    </w:p>
+    <w:p>
+      <w:pPr>
+        <w:pStyle w:val="Heading2"/>
+        <w:keepNext/>
+        <w:spacing w:after="60" w:before="280"/>
+      </w:pPr>
+      <w:r>
+        <w:rPr>
+          <w:rFonts w:ascii="Calibri" w:cs="Calibri" w:eastAsia="Calibri" w:hAnsi="Calibri"/>
+          <w:b/>
+          <w:bCs/>
+          <w:color w:val="2E75B6"/>
+          <w:sz w:val="26"/>
+          <w:szCs w:val="26"/>
+        </w:rPr>
+        <w:t xml:space="preserve">13. Presentar el informe mensual al cliente</w:t>
+      </w:r>
+    </w:p>
+    <w:p>
+      <w:pPr>
+        <w:keepNext/>
+        <w:spacing w:after="80"/>
+      </w:pPr>
+      <w:r>
+        <w:rPr>
+          <w:rFonts w:ascii="Calibri" w:cs="Calibri" w:eastAsia="Calibri" w:hAnsi="Calibri"/>
+          <w:color w:val="595959"/>
+          <w:sz w:val="20"/>
+          <w:szCs w:val="20"/>
+        </w:rPr>
+        <w:t xml:space="preserve">Prioridad Media  ·  Semanas 8-12 (30 nov – 31 dic) y continuo  ·  Impacto Medio  ·  Esfuerzo Bajo</w:t>
+      </w:r>
+    </w:p>
+    <w:p>
+      <w:pPr>
+        <w:keepNext/>
+        <w:spacing w:after="80"/>
+      </w:pPr>
+      <w:r>
+        <w:rPr>
+          <w:rFonts w:ascii="Calibri" w:cs="Calibri" w:eastAsia="Calibri" w:hAnsi="Calibri"/>
+          <w:b/>
+          <w:bCs/>
+          <w:sz w:val="22"/>
+          <w:szCs w:val="22"/>
+        </w:rPr>
+        <w:t xml:space="preserve">Por qué: </w:t>
+      </w:r>
+      <w:r>
+        <w:rPr>
+          <w:rFonts w:ascii="Calibri" w:cs="Calibri" w:eastAsia="Calibri" w:hAnsi="Calibri"/>
+          <w:sz w:val="22"/>
+          <w:szCs w:val="22"/>
+        </w:rPr>
+        <w:t xml:space="preserve">El cliente debe ver la evolución con datos y validar las prioridades del mes siguiente.</w:t>
+      </w:r>
+    </w:p>
+    <w:p>
+      <w:pPr>
+        <w:keepNext/>
+        <w:spacing w:after="40"/>
+      </w:pPr>
+      <w:r>
+        <w:rPr>
+          <w:rFonts w:ascii="Calibri" w:cs="Calibri" w:eastAsia="Calibri" w:hAnsi="Calibri"/>
+          <w:b/>
+          <w:bCs/>
+          <w:sz w:val="22"/>
+          <w:szCs w:val="22"/>
+        </w:rPr>
+        <w:t xml:space="preserve">Pasos:</w:t>
+      </w:r>
+    </w:p>
+    <w:p>
+      <w:pPr>
+        <w:pStyle w:val="ListParagraph"/>
+        <w:numPr>
+          <w:ilvl w:val="0"/>
+          <w:numId w:val="14"/>
+        </w:numPr>
+        <w:spacing w:after="40"/>
+      </w:pPr>
+      <w:r>
+        <w:rPr>
+          <w:rFonts w:ascii="Calibri" w:cs="Calibri" w:eastAsia="Calibri" w:hAnsi="Calibri"/>
+          <w:sz w:val="22"/>
+          <w:szCs w:val="22"/>
+        </w:rPr>
+        <w:t xml:space="preserve">Recibir el informe de SEO (finales de noviembre y de diciembre).</w:t>
+      </w:r>
+    </w:p>
+    <w:p>
+      <w:pPr>
+        <w:pStyle w:val="ListParagraph"/>
+        <w:numPr>
+          <w:ilvl w:val="0"/>
+          <w:numId w:val="14"/>
+        </w:numPr>
+        <w:spacing w:after="40"/>
+      </w:pPr>
+      <w:r>
+        <w:rPr>
+          <w:rFonts w:ascii="Calibri" w:cs="Calibri" w:eastAsia="Calibri" w:hAnsi="Calibri"/>
+          <w:sz w:val="22"/>
+          <w:szCs w:val="22"/>
+        </w:rPr>
+        <w:t xml:space="preserve">Presentarlo al cliente y recoger nuevas prioridades.</w:t>
+      </w:r>
+    </w:p>
+    <w:p>
+      <w:pPr>
+        <w:spacing w:after="80" w:before="60"/>
+      </w:pPr>
+      <w:r>
+        <w:rPr>
+          <w:rFonts w:ascii="Calibri" w:cs="Calibri" w:eastAsia="Calibri" w:hAnsi="Calibri"/>
+          <w:b/>
+          <w:bCs/>
+          <w:sz w:val="22"/>
+          <w:szCs w:val="22"/>
+        </w:rPr>
+        <w:t xml:space="preserve">Hecho cuando: </w:t>
+      </w:r>
+      <w:r>
+        <w:rPr>
+          <w:rFonts w:ascii="Calibri" w:cs="Calibri" w:eastAsia="Calibri" w:hAnsi="Calibri"/>
+          <w:sz w:val="22"/>
+          <w:szCs w:val="22"/>
+        </w:rPr>
+        <w:t xml:space="preserve">Informe presentado cada mes.</w:t>
+      </w:r>
+    </w:p>
+    <w:p>
+      <w:pPr>
+        <w:spacing w:after="80"/>
+      </w:pPr>
+      <w:r>
+        <w:rPr>
+          <w:rFonts w:ascii="Calibri" w:cs="Calibri" w:eastAsia="Calibri" w:hAnsi="Calibri"/>
+          <w:b/>
+          <w:bCs/>
+          <w:sz w:val="22"/>
+          <w:szCs w:val="22"/>
+        </w:rPr>
+        <w:t xml:space="preserve">Depende de / coordinar con: </w:t>
+      </w:r>
+      <w:r>
+        <w:rPr>
+          <w:rFonts w:ascii="Calibri" w:cs="Calibri" w:eastAsia="Calibri" w:hAnsi="Calibri"/>
+          <w:sz w:val="22"/>
+          <w:szCs w:val="22"/>
+        </w:rPr>
+        <w:t xml:space="preserve">Informe de SEO (tarea 17).</w:t>
+      </w:r>
+    </w:p>
+    <w:p>
+      <w:pPr>
+        <w:pStyle w:val="Heading2"/>
+        <w:keepNext/>
+        <w:spacing w:after="60" w:before="280"/>
+      </w:pPr>
+      <w:r>
+        <w:rPr>
+          <w:rFonts w:ascii="Calibri" w:cs="Calibri" w:eastAsia="Calibri" w:hAnsi="Calibri"/>
+          <w:b/>
+          <w:bCs/>
+          <w:color w:val="2E75B6"/>
+          <w:sz w:val="26"/>
+          <w:szCs w:val="26"/>
+        </w:rPr>
+        <w:t xml:space="preserve">14. Decidir sobre el tema si la velocidad no mejora</w:t>
+      </w:r>
+    </w:p>
+    <w:p>
+      <w:pPr>
+        <w:keepNext/>
+        <w:spacing w:after="80"/>
+      </w:pPr>
+      <w:r>
+        <w:rPr>
+          <w:rFonts w:ascii="Calibri" w:cs="Calibri" w:eastAsia="Calibri" w:hAnsi="Calibri"/>
+          <w:color w:val="595959"/>
+          <w:sz w:val="20"/>
+          <w:szCs w:val="20"/>
+        </w:rPr>
+        <w:t xml:space="preserve">Prioridad Media  ·  Semana 10 (14 dic – 18 dic)  ·  Impacto Medio  ·  Esfuerzo Bajo</w:t>
+      </w:r>
+    </w:p>
+    <w:p>
+      <w:pPr>
+        <w:keepNext/>
+        <w:spacing w:after="80"/>
+      </w:pPr>
+      <w:r>
+        <w:rPr>
+          <w:rFonts w:ascii="Calibri" w:cs="Calibri" w:eastAsia="Calibri" w:hAnsi="Calibri"/>
+          <w:b/>
+          <w:bCs/>
+          <w:sz w:val="22"/>
+          <w:szCs w:val="22"/>
+        </w:rPr>
+        <w:t xml:space="preserve">Por qué: </w:t>
+      </w:r>
+      <w:r>
+        <w:rPr>
+          <w:rFonts w:ascii="Calibri" w:cs="Calibri" w:eastAsia="Calibri" w:hAnsi="Calibri"/>
+          <w:sz w:val="22"/>
+          <w:szCs w:val="22"/>
+        </w:rPr>
+        <w:t xml:space="preserve">Parte de la lentitud depende del tema de PrestaShop y puede tener un límite.</w:t>
+      </w:r>
+    </w:p>
+    <w:p>
+      <w:pPr>
+        <w:keepNext/>
+        <w:spacing w:after="40"/>
+      </w:pPr>
+      <w:r>
+        <w:rPr>
+          <w:rFonts w:ascii="Calibri" w:cs="Calibri" w:eastAsia="Calibri" w:hAnsi="Calibri"/>
+          <w:b/>
+          <w:bCs/>
+          <w:sz w:val="22"/>
+          <w:szCs w:val="22"/>
+        </w:rPr>
+        <w:t xml:space="preserve">Pasos:</w:t>
+      </w:r>
+    </w:p>
+    <w:p>
+      <w:pPr>
+        <w:pStyle w:val="ListParagraph"/>
+        <w:numPr>
+          <w:ilvl w:val="0"/>
+          <w:numId w:val="15"/>
+        </w:numPr>
+        <w:spacing w:after="40"/>
+      </w:pPr>
+      <w:r>
+        <w:rPr>
+          <w:rFonts w:ascii="Calibri" w:cs="Calibri" w:eastAsia="Calibri" w:hAnsi="Calibri"/>
+          <w:sz w:val="22"/>
+          <w:szCs w:val="22"/>
+        </w:rPr>
+        <w:t xml:space="preserve">Revisar con el desarrollador y con las mediciones de SEO el resultado de las tareas de velocidad.</w:t>
+      </w:r>
+    </w:p>
+    <w:p>
+      <w:pPr>
+        <w:pStyle w:val="ListParagraph"/>
+        <w:numPr>
+          <w:ilvl w:val="0"/>
+          <w:numId w:val="15"/>
+        </w:numPr>
+        <w:spacing w:after="40"/>
+      </w:pPr>
+      <w:r>
+        <w:rPr>
+          <w:rFonts w:ascii="Calibri" w:cs="Calibri" w:eastAsia="Calibri" w:hAnsi="Calibri"/>
+          <w:sz w:val="22"/>
+          <w:szCs w:val="22"/>
+        </w:rPr>
+        <w:t xml:space="preserve">Si no se llega a los objetivos (LCP &lt; 2,5 s en móvil), proponer al cliente cambiar de tema y presupuestarlo.</w:t>
+      </w:r>
+    </w:p>
+    <w:p>
+      <w:pPr>
+        <w:spacing w:after="80" w:before="60"/>
+      </w:pPr>
+      <w:r>
+        <w:rPr>
+          <w:rFonts w:ascii="Calibri" w:cs="Calibri" w:eastAsia="Calibri" w:hAnsi="Calibri"/>
+          <w:b/>
+          <w:bCs/>
+          <w:sz w:val="22"/>
+          <w:szCs w:val="22"/>
+        </w:rPr>
+        <w:t xml:space="preserve">Hecho cuando: </w:t>
+      </w:r>
+      <w:r>
+        <w:rPr>
+          <w:rFonts w:ascii="Calibri" w:cs="Calibri" w:eastAsia="Calibri" w:hAnsi="Calibri"/>
+          <w:sz w:val="22"/>
+          <w:szCs w:val="22"/>
+        </w:rPr>
+        <w:t xml:space="preserve">Decisión tomada y comunicada.</w:t>
+      </w:r>
+    </w:p>
+    <w:p>
+      <w:pPr>
+        <w:spacing w:after="80"/>
+      </w:pPr>
+      <w:r>
+        <w:rPr>
+          <w:rFonts w:ascii="Calibri" w:cs="Calibri" w:eastAsia="Calibri" w:hAnsi="Calibri"/>
+          <w:b/>
+          <w:bCs/>
+          <w:sz w:val="22"/>
+          <w:szCs w:val="22"/>
+        </w:rPr>
+        <w:t xml:space="preserve">Depende de / coordinar con: </w:t>
+      </w:r>
+      <w:r>
+        <w:rPr>
+          <w:rFonts w:ascii="Calibri" w:cs="Calibri" w:eastAsia="Calibri" w:hAnsi="Calibri"/>
+          <w:sz w:val="22"/>
+          <w:szCs w:val="22"/>
+        </w:rPr>
+        <w:t xml:space="preserve">Tarea 10.</w:t>
+      </w:r>
+    </w:p>
+    <w:p>
+      <w:pPr>
+        <w:pStyle w:val="Heading1"/>
+      </w:pPr>
+      <w:r>
+        <w:rPr>
+          <w:rFonts w:ascii="Calibri" w:cs="Calibri" w:eastAsia="Calibri" w:hAnsi="Calibri"/>
+          <w:b/>
+          <w:bCs/>
+          <w:color w:val="1F4E79"/>
+          <w:sz w:val="32"/>
+          <w:szCs w:val="32"/>
+        </w:rPr>
+        <w:t xml:space="preserve">Pendiente de decidir</w:t>
+      </w:r>
+    </w:p>
+    <w:p>
+      <w:pPr>
+        <w:pStyle w:val="ListParagraph"/>
+        <w:numPr>
+          <w:ilvl w:val="0"/>
+          <w:numId w:val="16"/>
+        </w:numPr>
+        <w:spacing w:after="60"/>
+      </w:pPr>
+      <w:r>
+        <w:rPr>
+          <w:rFonts w:ascii="Calibri" w:cs="Calibri" w:eastAsia="Calibri" w:hAnsi="Calibri"/>
+          <w:sz w:val="22"/>
+          <w:szCs w:val="22"/>
+        </w:rPr>
+        <w:t xml:space="preserve">Si las horas del desarrollador entran en el presupuesto mensual o van aparte.</w:t>
+      </w:r>
+    </w:p>
+    <w:p>
+      <w:pPr>
+        <w:pStyle w:val="ListParagraph"/>
+        <w:numPr>
+          <w:ilvl w:val="0"/>
+          <w:numId w:val="16"/>
+        </w:numPr>
+        <w:spacing w:after="60"/>
+      </w:pPr>
+      <w:r>
+        <w:rPr>
+          <w:rFonts w:ascii="Calibri" w:cs="Calibri" w:eastAsia="Calibri" w:hAnsi="Calibri"/>
+          <w:sz w:val="22"/>
+          <w:szCs w:val="22"/>
+        </w:rPr>
+        <w:t xml:space="preserve">Validar los objetivos a 3 meses: 4.500 clics/mes, 25 palabras en primera página y 30 webs de calidad enlazando.</w:t>
+      </w:r>
+    </w:p>
+    <w:p>
+      <w:pPr>
+        <w:pStyle w:val="ListParagraph"/>
+        <w:numPr>
+          <w:ilvl w:val="0"/>
+          <w:numId w:val="16"/>
+        </w:numPr>
+        <w:spacing w:after="60"/>
+      </w:pPr>
+      <w:r>
+        <w:rPr>
+          <w:rFonts w:ascii="Calibri" w:cs="Calibri" w:eastAsia="Calibri" w:hAnsi="Calibri"/>
+          <w:sz w:val="22"/>
+          <w:szCs w:val="22"/>
+        </w:rPr>
+        <w:t xml:space="preserve">Prioridad entre SD Gundam, barcos y trenes según el margen del cliente.</w:t>
+      </w:r>
+    </w:p>
+    <w:p>
+      <w:pPr>
+        <w:pStyle w:val="ListParagraph"/>
+        <w:numPr>
+          <w:ilvl w:val="0"/>
+          <w:numId w:val="16"/>
         </w:numPr>
         <w:spacing w:after="60"/>
       </w:pPr>
@@ -3644,6 +5273,36 @@
     </w:lvlOverride>
   </w:num>
   <w:num w:numId="11">
+    <w:abstractNumId w:val="2"/>
+    <w:lvlOverride w:ilvl="0">
+      <w:startOverride w:val="1"/>
+    </w:lvlOverride>
+  </w:num>
+  <w:num w:numId="12">
+    <w:abstractNumId w:val="2"/>
+    <w:lvlOverride w:ilvl="0">
+      <w:startOverride w:val="1"/>
+    </w:lvlOverride>
+  </w:num>
+  <w:num w:numId="13">
+    <w:abstractNumId w:val="2"/>
+    <w:lvlOverride w:ilvl="0">
+      <w:startOverride w:val="1"/>
+    </w:lvlOverride>
+  </w:num>
+  <w:num w:numId="14">
+    <w:abstractNumId w:val="2"/>
+    <w:lvlOverride w:ilvl="0">
+      <w:startOverride w:val="1"/>
+    </w:lvlOverride>
+  </w:num>
+  <w:num w:numId="15">
+    <w:abstractNumId w:val="2"/>
+    <w:lvlOverride w:ilvl="0">
+      <w:startOverride w:val="1"/>
+    </w:lvlOverride>
+  </w:num>
+  <w:num w:numId="16">
     <w:abstractNumId w:val="3"/>
     <w:lvlOverride w:ilvl="0">
       <w:startOverride w:val="1"/>

--- a/tareas/2-Tareas-Alejandro.docx
+++ b/tareas/2-Tareas-Alejandro.docx
@@ -52,7 +52,7 @@
           <w:sz w:val="22"/>
           <w:szCs w:val="22"/>
         </w:rPr>
-        <w:t xml:space="preserve">Alejandro (relación con el cliente, Analytics, coordinación del desarrollador y decisiones)</w:t>
+        <w:t xml:space="preserve">Alejandro (cliente, Analytics, SEO técnico, desarrollador, enlaces y decisiones)</w:t>
       </w:r>
     </w:p>
     <w:p>
@@ -142,7 +142,7 @@
           <w:sz w:val="22"/>
           <w:szCs w:val="22"/>
         </w:rPr>
-        <w:t xml:space="preserve">Tareas de coordinación con el cliente y con el desarrollador, Analytics y decisiones del plan de trabajo de robotines.com. Alejandro es el único contacto con ambos: recibe las listas y mediciones que prepara SEO, se las pasa al desarrollador, valida su trabajo y avisa a SEO cuando algo está listo. Las tres primeras tareas conviene cerrarlas en las dos primeras semanas.</w:t>
+        <w:t xml:space="preserve">Tareas de coordinación con el cliente y con el desarrollador, Analytics, SEO técnico (Search Console, rastreo, velocidad, filtros), enlaces externos, seguimiento y decisiones del plan de trabajo de robotines.com. La responsable de SEO se ocupa solo del SEO on page (textos, títulos, descripciones, enlaces dentro de los textos); Alejandro le pasa lo que necesita y recoge sus entregas. Las tres primeras tareas conviene cerrarlas en las dos primeras semanas.</w:t>
       </w:r>
     </w:p>
     <w:p>
@@ -551,7 +551,7 @@
                 <w:sz w:val="20"/>
                 <w:szCs w:val="20"/>
               </w:rPr>
-              <w:t xml:space="preserve">Revisar la caída con el desarrollador</w:t>
+              <w:t xml:space="preserve">Confirmar la caída del 30 de septiembre</w:t>
             </w:r>
           </w:p>
         </w:tc>
@@ -1119,7 +1119,7 @@
                 <w:sz w:val="20"/>
                 <w:szCs w:val="20"/>
               </w:rPr>
-              <w:t xml:space="preserve">Pasar las listas de SEO al desarrollador</w:t>
+              <w:t xml:space="preserve">Rastreo técnico y encargos al desarrollador</w:t>
             </w:r>
           </w:p>
         </w:tc>
@@ -1261,7 +1261,7 @@
                 <w:sz w:val="20"/>
                 <w:szCs w:val="20"/>
               </w:rPr>
-              <w:t xml:space="preserve">Autorización y contactos para los enlaces de fabricantes</w:t>
+              <w:t xml:space="preserve">Conseguir enlaces de calidad</w:t>
             </w:r>
           </w:p>
         </w:tc>
@@ -1316,7 +1316,7 @@
                 <w:sz w:val="20"/>
                 <w:szCs w:val="20"/>
               </w:rPr>
-              <w:t xml:space="preserve">26 oct – 6 nov (3-4)</w:t>
+              <w:t xml:space="preserve">26 oct – 31 dic (3-12) y continuo</w:t>
             </w:r>
           </w:p>
         </w:tc>
@@ -1403,7 +1403,7 @@
                 <w:sz w:val="20"/>
                 <w:szCs w:val="20"/>
               </w:rPr>
-              <w:t xml:space="preserve">Validar los cambios técnicos del desarrollador</w:t>
+              <w:t xml:space="preserve">Validar los cambios técnicos y Search Console</w:t>
             </w:r>
           </w:p>
         </w:tc>
@@ -1545,7 +1545,7 @@
                 <w:sz w:val="20"/>
                 <w:szCs w:val="20"/>
               </w:rPr>
-              <w:t xml:space="preserve">Aprobar con el cliente el nuevo menú</w:t>
+              <w:t xml:space="preserve">Velocidad: medir y seguir al desarrollador</w:t>
             </w:r>
           </w:p>
         </w:tc>
@@ -1600,7 +1600,7 @@
                 <w:sz w:val="20"/>
                 <w:szCs w:val="20"/>
               </w:rPr>
-              <w:t xml:space="preserve">9 nov – 20 nov (5-6)</w:t>
+              <w:t xml:space="preserve">9 nov – 11 dic (5-9)</w:t>
             </w:r>
           </w:p>
         </w:tc>
@@ -1687,7 +1687,7 @@
                 <w:sz w:val="20"/>
                 <w:szCs w:val="20"/>
               </w:rPr>
-              <w:t xml:space="preserve">Seguimiento de la velocidad con el desarrollador</w:t>
+              <w:t xml:space="preserve">Aprobar con el cliente el nuevo menú</w:t>
             </w:r>
           </w:p>
         </w:tc>
@@ -1742,7 +1742,7 @@
                 <w:sz w:val="20"/>
                 <w:szCs w:val="20"/>
               </w:rPr>
-              <w:t xml:space="preserve">9 nov – 11 dic (5-9)</w:t>
+              <w:t xml:space="preserve">9 nov – 20 nov (5-6)</w:t>
             </w:r>
           </w:p>
         </w:tc>
@@ -1971,7 +1971,7 @@
                 <w:sz w:val="20"/>
                 <w:szCs w:val="20"/>
               </w:rPr>
-              <w:t xml:space="preserve">Pasar al desarrollador las reglas de filtros</w:t>
+              <w:t xml:space="preserve">Filtros y paginación</w:t>
             </w:r>
           </w:p>
         </w:tc>
@@ -2026,7 +2026,7 @@
                 <w:sz w:val="20"/>
                 <w:szCs w:val="20"/>
               </w:rPr>
-              <w:t xml:space="preserve">30 nov – 18 dic (8-10)</w:t>
+              <w:t xml:space="preserve">23 nov – 18 dic (7-10)</w:t>
             </w:r>
           </w:p>
         </w:tc>
@@ -2113,7 +2113,7 @@
                 <w:sz w:val="20"/>
                 <w:szCs w:val="20"/>
               </w:rPr>
-              <w:t xml:space="preserve">Presentar el informe mensual al cliente</w:t>
+              <w:t xml:space="preserve">Seguimiento e informe mensual al cliente</w:t>
             </w:r>
           </w:p>
         </w:tc>
@@ -2583,7 +2583,7 @@
           <w:sz w:val="22"/>
           <w:szCs w:val="22"/>
         </w:rPr>
-        <w:t xml:space="preserve">Respuestas recibidas; las de envíos y enlaces, pasadas a SEO y al desarrollador.</w:t>
+        <w:t xml:space="preserve">Respuestas recibidas; los datos de envíos, pasados a SEO y al desarrollador.</w:t>
       </w:r>
     </w:p>
     <w:p>
@@ -2624,7 +2624,7 @@
           <w:sz w:val="26"/>
           <w:szCs w:val="26"/>
         </w:rPr>
-        <w:t xml:space="preserve">2. Revisar la caída con el desarrollador</w:t>
+        <w:t xml:space="preserve">2. Confirmar la caída del 30 de septiembre</w:t>
       </w:r>
     </w:p>
     <w:p>
@@ -2663,7 +2663,7 @@
           <w:sz w:val="22"/>
           <w:szCs w:val="22"/>
         </w:rPr>
-        <w:t xml:space="preserve">Hay que saber si algún cambio técnico de finales de septiembre explica la caída de posiciones.</w:t>
+        <w:t xml:space="preserve">La posición media pasó de 23 a 50 y palabras Gundam en el puesto 1 salieron del top 100. Puede ser una pérdida real o un fallo del seguimiento.</w:t>
       </w:r>
     </w:p>
     <w:p>
@@ -2697,7 +2697,7 @@
           <w:sz w:val="22"/>
           <w:szCs w:val="22"/>
         </w:rPr>
-        <w:t xml:space="preserve">Pedir al desarrollador la tarea 1 de su documento: cambios del 25 al 30 de septiembre y comprobación de la categoría Gundam.</w:t>
+        <w:t xml:space="preserve">Pedir al desarrollador su tarea 1: cambios del 25 al 30 de septiembre y comprobación de la categoría Gundam.</w:t>
       </w:r>
     </w:p>
     <w:p>
@@ -2715,7 +2715,79 @@
           <w:sz w:val="22"/>
           <w:szCs w:val="22"/>
         </w:rPr>
-        <w:t xml:space="preserve">Pasar el listado a SEO para cruzarlo con Search Console.</w:t>
+        <w:t xml:space="preserve">Search Console › Rendimiento: comparar 7 días antes y después del 30/09 con consultas que contengan «gundam».</w:t>
+      </w:r>
+    </w:p>
+    <w:p>
+      <w:pPr>
+        <w:pStyle w:val="ListParagraph"/>
+        <w:numPr>
+          <w:ilvl w:val="0"/>
+          <w:numId w:val="3"/>
+        </w:numPr>
+        <w:spacing w:after="40"/>
+      </w:pPr>
+      <w:r>
+        <w:rPr>
+          <w:rFonts w:ascii="Calibri" w:cs="Calibri" w:eastAsia="Calibri" w:hAnsi="Calibri"/>
+          <w:sz w:val="22"/>
+          <w:szCs w:val="22"/>
+        </w:rPr>
+        <w:t xml:space="preserve">Comprobar a mano (incógnito, España, móvil) «gundam maquetas», «maquetas gundam» y «gundam mega».</w:t>
+      </w:r>
+    </w:p>
+    <w:p>
+      <w:pPr>
+        <w:pStyle w:val="ListParagraph"/>
+        <w:numPr>
+          <w:ilvl w:val="0"/>
+          <w:numId w:val="3"/>
+        </w:numPr>
+        <w:spacing w:after="40"/>
+      </w:pPr>
+      <w:r>
+        <w:rPr>
+          <w:rFonts w:ascii="Calibri" w:cs="Calibri" w:eastAsia="Calibri" w:hAnsi="Calibri"/>
+          <w:sz w:val="22"/>
+          <w:szCs w:val="22"/>
+        </w:rPr>
+        <w:t xml:space="preserve">Inspección de URL de la categoría Gundam: indexada y con el canonical correcto.</w:t>
+      </w:r>
+    </w:p>
+    <w:p>
+      <w:pPr>
+        <w:pStyle w:val="ListParagraph"/>
+        <w:numPr>
+          <w:ilvl w:val="0"/>
+          <w:numId w:val="3"/>
+        </w:numPr>
+        <w:spacing w:after="40"/>
+      </w:pPr>
+      <w:r>
+        <w:rPr>
+          <w:rFonts w:ascii="Calibri" w:cs="Calibri" w:eastAsia="Calibri" w:hAnsi="Calibri"/>
+          <w:sz w:val="22"/>
+          <w:szCs w:val="22"/>
+        </w:rPr>
+        <w:t xml:space="preserve">Exportar 16 meses de Search Console como foto de partida del proyecto.</w:t>
+      </w:r>
+    </w:p>
+    <w:p>
+      <w:pPr>
+        <w:pStyle w:val="ListParagraph"/>
+        <w:numPr>
+          <w:ilvl w:val="0"/>
+          <w:numId w:val="3"/>
+        </w:numPr>
+        <w:spacing w:after="40"/>
+      </w:pPr>
+      <w:r>
+        <w:rPr>
+          <w:rFonts w:ascii="Calibri" w:cs="Calibri" w:eastAsia="Calibri" w:hAnsi="Calibri"/>
+          <w:sz w:val="22"/>
+          <w:szCs w:val="22"/>
+        </w:rPr>
+        <w:t xml:space="preserve">Conclusión: fallo del seguimiento, caída técnica (corregir y pedir reindexación) o caída sin causa (vigilar cada semana).</w:t>
       </w:r>
     </w:p>
     <w:p>
@@ -2738,7 +2810,7 @@
           <w:sz w:val="22"/>
           <w:szCs w:val="22"/>
         </w:rPr>
-        <w:t xml:space="preserve">Listado entregado a SEO.</w:t>
+        <w:t xml:space="preserve">Conclusión escrita.</w:t>
       </w:r>
     </w:p>
     <w:p>
@@ -2761,7 +2833,7 @@
           <w:sz w:val="22"/>
           <w:szCs w:val="22"/>
         </w:rPr>
-        <w:t xml:space="preserve">Desarrollador (tarea 1). Análisis: SEO (tarea 1).</w:t>
+        <w:t xml:space="preserve">Desarrollador (tarea 1).</w:t>
       </w:r>
     </w:p>
     <w:p>
@@ -2852,7 +2924,7 @@
           <w:sz w:val="22"/>
           <w:szCs w:val="22"/>
         </w:rPr>
-        <w:t xml:space="preserve">Encargar al desarrollador la tarea 2 de su documento (etiqueta GA4, consentimiento v2 y evento purchase).</w:t>
+        <w:t xml:space="preserve">Encargar al desarrollador su tarea 2 (etiqueta GA4, consentimiento v2 y evento purchase).</w:t>
       </w:r>
     </w:p>
     <w:p>
@@ -3061,7 +3133,7 @@
           <w:sz w:val="22"/>
           <w:szCs w:val="22"/>
         </w:rPr>
-        <w:t xml:space="preserve">Recibir la conclusión de SEO sobre la caída (real o fallo del seguimiento).</w:t>
+        <w:t xml:space="preserve">Explicar la conclusión sobre la caída.</w:t>
       </w:r>
     </w:p>
     <w:p>
@@ -3079,7 +3151,7 @@
           <w:sz w:val="22"/>
           <w:szCs w:val="22"/>
         </w:rPr>
-        <w:t xml:space="preserve">Explicar al cliente la diferencia entre Search Console (3.300 clics) y Analytics (689 visitas) y la solución aplicada.</w:t>
+        <w:t xml:space="preserve">Explicar la diferencia entre Search Console (3.300 clics) y Analytics (689 visitas) y la solución aplicada.</w:t>
       </w:r>
     </w:p>
     <w:p>
@@ -3143,7 +3215,7 @@
           <w:sz w:val="22"/>
           <w:szCs w:val="22"/>
         </w:rPr>
-        <w:t xml:space="preserve">SEO (tarea 1) y tarea 3.</w:t>
+        <w:t xml:space="preserve">Tareas 2 y 3.</w:t>
       </w:r>
     </w:p>
     <w:p>
@@ -3316,7 +3388,7 @@
           <w:sz w:val="22"/>
           <w:szCs w:val="22"/>
         </w:rPr>
-        <w:t xml:space="preserve">Muestra de SEO (tarea 5).</w:t>
+        <w:t xml:space="preserve">Muestra de SEO (tarea 3).</w:t>
       </w:r>
     </w:p>
     <w:p>
@@ -3334,7 +3406,7 @@
           <w:sz w:val="26"/>
           <w:szCs w:val="26"/>
         </w:rPr>
-        <w:t xml:space="preserve">6. Pasar las listas de SEO al desarrollador</w:t>
+        <w:t xml:space="preserve">6. Rastreo técnico y encargos al desarrollador</w:t>
       </w:r>
     </w:p>
     <w:p>
@@ -3349,7 +3421,7 @@
           <w:sz w:val="20"/>
           <w:szCs w:val="20"/>
         </w:rPr>
-        <w:t xml:space="preserve">Prioridad Alta  ·  Semanas 2-5 (19 oct – 13 nov)  ·  Impacto Alto  ·  Esfuerzo Bajo</w:t>
+        <w:t xml:space="preserve">Prioridad Alta  ·  Semanas 2-5 (19 oct – 13 nov)  ·  Impacto Alto  ·  Esfuerzo Medio</w:t>
       </w:r>
     </w:p>
     <w:p>
@@ -3373,7 +3445,7 @@
           <w:sz w:val="22"/>
           <w:szCs w:val="22"/>
         </w:rPr>
-        <w:t xml:space="preserve">SEO prepara las listas técnicas pero no tiene contacto con el desarrollador.</w:t>
+        <w:t xml:space="preserve">Hay 90 errores 404 (el rastreo del 7 de octubre solo localizó 40) y 325 redirecciones, además de varios ajustes de plantilla pendientes.</w:t>
       </w:r>
     </w:p>
     <w:p>
@@ -3407,7 +3479,7 @@
           <w:sz w:val="22"/>
           <w:szCs w:val="22"/>
         </w:rPr>
-        <w:t xml:space="preserve">Entregar al desarrollador la tabla de redirecciones 301 y la lista de enlaces de menú, pie y portada (sus tareas 3 y 6).</w:t>
+        <w:t xml:space="preserve">Rastrear la web completa (excluyendo parámetros de filtros) y revisar Search Console › Páginas › No encontrado (404).</w:t>
       </w:r>
     </w:p>
     <w:p>
@@ -3425,7 +3497,7 @@
           <w:sz w:val="22"/>
           <w:szCs w:val="22"/>
         </w:rPr>
-        <w:t xml:space="preserve">Encargar el noindex de las páginas de inicio de sesión, el sitemap, los datos estructurados con los datos de envío del cliente y los ajustes de plantilla (sus tareas 4, 5, 7 y 8).</w:t>
+        <w:t xml:space="preserve">Preparar la tabla «URL antigua → URL nueva» y la lista de enlaces de menú, pie y portada que pasan por 301; entregarlas al desarrollador (sus tareas 3 y 6).</w:t>
       </w:r>
     </w:p>
     <w:p>
@@ -3443,7 +3515,7 @@
           <w:sz w:val="22"/>
           <w:szCs w:val="22"/>
         </w:rPr>
-        <w:t xml:space="preserve">Avisar a SEO cuando estén hechos el noindex y el sitemap, para la retirada en Search Console y el envío del sitemap.</w:t>
+        <w:t xml:space="preserve">Pasar a SEO los enlaces rotos o redirigidos que estén dentro de textos de categorías y páginas CMS.</w:t>
       </w:r>
     </w:p>
     <w:p>
@@ -3461,7 +3533,7 @@
           <w:sz w:val="22"/>
           <w:szCs w:val="22"/>
         </w:rPr>
-        <w:t xml:space="preserve">Avisar a SEO cuando se quite el noindex de «Envíos gratuitos».</w:t>
+        <w:t xml:space="preserve">Encargar al desarrollador el noindex de las páginas de inicio de sesión, el sitemap, los datos estructurados con los datos de envío y los ajustes de plantilla (sus tareas 4, 5, 7 y 8).</w:t>
       </w:r>
     </w:p>
     <w:p>
@@ -3484,7 +3556,7 @@
           <w:sz w:val="22"/>
           <w:szCs w:val="22"/>
         </w:rPr>
-        <w:t xml:space="preserve">Tareas 3 a 8 del desarrollador encargadas y terminadas.</w:t>
+        <w:t xml:space="preserve">Tareas 3 a 8 del desarrollador encargadas y terminadas; lista de textos entregada a SEO.</w:t>
       </w:r>
     </w:p>
     <w:p>
@@ -3507,7 +3579,7 @@
           <w:sz w:val="22"/>
           <w:szCs w:val="22"/>
         </w:rPr>
-        <w:t xml:space="preserve">Listas de SEO (tarea 3). Ejecución: desarrollador (tareas 3 a 8).</w:t>
+        <w:t xml:space="preserve">Desarrollador (tareas 3 a 8). Enlaces en textos: SEO (tarea 2).</w:t>
       </w:r>
     </w:p>
     <w:p>
@@ -3525,7 +3597,7 @@
           <w:sz w:val="26"/>
           <w:szCs w:val="26"/>
         </w:rPr>
-        <w:t xml:space="preserve">7. Autorización y contactos para los enlaces de fabricantes</w:t>
+        <w:t xml:space="preserve">7. Conseguir enlaces de calidad</w:t>
       </w:r>
     </w:p>
     <w:p>
@@ -3540,7 +3612,7 @@
           <w:sz w:val="20"/>
           <w:szCs w:val="20"/>
         </w:rPr>
-        <w:t xml:space="preserve">Prioridad Alta  ·  Semanas 3-4 (26 oct – 6 nov)  ·  Impacto Alto  ·  Esfuerzo Bajo</w:t>
+        <w:t xml:space="preserve">Prioridad Alta  ·  Semanas 3-12 (26 oct – 31 dic) y continuo  ·  Impacto Alto  ·  Esfuerzo Medio</w:t>
       </w:r>
     </w:p>
     <w:p>
@@ -3564,7 +3636,7 @@
           <w:sz w:val="22"/>
           <w:szCs w:val="22"/>
         </w:rPr>
-        <w:t xml:space="preserve">Solo 133 webs enlazan y el 86 % son basura. Los listados de distribuidores oficiales y los clubes de modelismo son los enlaces más valiosos.</w:t>
+        <w:t xml:space="preserve">Es el área peor valorada (25/100): solo 133 webs enlazan y el 86 % son basura.</w:t>
       </w:r>
     </w:p>
     <w:p>
@@ -3598,7 +3670,7 @@
           <w:sz w:val="22"/>
           <w:szCs w:val="22"/>
         </w:rPr>
-        <w:t xml:space="preserve">Conseguir la autorización del cliente para contactar a fabricantes y distribuidores.</w:t>
+        <w:t xml:space="preserve">Conseguir la autorización del cliente y los contactos comerciales de cada marca.</w:t>
       </w:r>
     </w:p>
     <w:p>
@@ -3616,7 +3688,7 @@
           <w:sz w:val="22"/>
           <w:szCs w:val="22"/>
         </w:rPr>
-        <w:t xml:space="preserve">Pedir los contactos comerciales de cada marca.</w:t>
+        <w:t xml:space="preserve">Pedir a fabricantes y distribuidores aparecer en su listado de tiendas oficiales con enlace.</w:t>
       </w:r>
     </w:p>
     <w:p>
@@ -3634,7 +3706,7 @@
           <w:sz w:val="22"/>
           <w:szCs w:val="22"/>
         </w:rPr>
-        <w:t xml:space="preserve">Preguntar por clubes, concursos o exposiciones con los que ya colaboran.</w:t>
+        <w:t xml:space="preserve">Contactar clubes, concursos, foros, blogs y canales de modelismo; proponer reseñas y patrocinios.</w:t>
       </w:r>
     </w:p>
     <w:p>
@@ -3652,7 +3724,25 @@
           <w:sz w:val="22"/>
           <w:szCs w:val="22"/>
         </w:rPr>
-        <w:t xml:space="preserve">Pasarlo todo a SEO.</w:t>
+        <w:t xml:space="preserve">Enlaces basura: no desautorizar en bloque; solo actuar si hay una acción manual en Search Console.</w:t>
+      </w:r>
+    </w:p>
+    <w:p>
+      <w:pPr>
+        <w:pStyle w:val="ListParagraph"/>
+        <w:numPr>
+          <w:ilvl w:val="0"/>
+          <w:numId w:val="8"/>
+        </w:numPr>
+        <w:spacing w:after="40"/>
+      </w:pPr>
+      <w:r>
+        <w:rPr>
+          <w:rFonts w:ascii="Calibri" w:cs="Calibri" w:eastAsia="Calibri" w:hAnsi="Calibri"/>
+          <w:sz w:val="22"/>
+          <w:szCs w:val="22"/>
+        </w:rPr>
+        <w:t xml:space="preserve">Registrar cada mes las webs nuevas.</w:t>
       </w:r>
     </w:p>
     <w:p>
@@ -3675,7 +3765,7 @@
           <w:sz w:val="22"/>
           <w:szCs w:val="22"/>
         </w:rPr>
-        <w:t xml:space="preserve">Autorización y contactos entregados a SEO.</w:t>
+        <w:t xml:space="preserve">2-4 webs reales nuevas al mes.</w:t>
       </w:r>
     </w:p>
     <w:p>
@@ -3698,7 +3788,7 @@
           <w:sz w:val="22"/>
           <w:szCs w:val="22"/>
         </w:rPr>
-        <w:t xml:space="preserve">Contacto y seguimiento: SEO (tarea 15).</w:t>
+        <w:t xml:space="preserve">Respuesta del cliente (tarea 1).</w:t>
       </w:r>
     </w:p>
     <w:p>
@@ -3716,7 +3806,7 @@
           <w:sz w:val="26"/>
           <w:szCs w:val="26"/>
         </w:rPr>
-        <w:t xml:space="preserve">8. Validar los cambios técnicos del desarrollador</w:t>
+        <w:t xml:space="preserve">8. Validar los cambios técnicos y Search Console</w:t>
       </w:r>
     </w:p>
     <w:p>
@@ -3755,7 +3845,7 @@
           <w:sz w:val="22"/>
           <w:szCs w:val="22"/>
         </w:rPr>
-        <w:t xml:space="preserve">Cada cambio del desarrollador debe comprobarse antes de darse por cerrado.</w:t>
+        <w:t xml:space="preserve">Cada cambio del desarrollador debe comprobarse y algunos necesitan una acción en Search Console.</w:t>
       </w:r>
     </w:p>
     <w:p>
@@ -3807,7 +3897,7 @@
           <w:sz w:val="22"/>
           <w:szCs w:val="22"/>
         </w:rPr>
-        <w:t xml:space="preserve">Datos estructurados: prueba de resultados enriquecidos de Google en una ficha.</w:t>
+        <w:t xml:space="preserve">Datos estructurados (prueba de resultados enriquecidos), hreflang, tarjetas de X, H1 de la portada en inglés y página 2 de una categoría.</w:t>
       </w:r>
     </w:p>
     <w:p>
@@ -3825,7 +3915,7 @@
           <w:sz w:val="22"/>
           <w:szCs w:val="22"/>
         </w:rPr>
-        <w:t xml:space="preserve">Hreflang: el código de una página muestra es, en, fr y x-default.</w:t>
+        <w:t xml:space="preserve">Páginas de inicio de sesión: con el noindex puesto, solicitar en Search Console › Retiradas la retirada por prefijo.</w:t>
       </w:r>
     </w:p>
     <w:p>
@@ -3843,7 +3933,7 @@
           <w:sz w:val="22"/>
           <w:szCs w:val="22"/>
         </w:rPr>
-        <w:t xml:space="preserve">Tarjetas de X, H1 de la portada en inglés y página 2 de una categoría.</w:t>
+        <w:t xml:space="preserve">Reenviar el sitemap y comprobar que «Descubiertas» ≈ «Indexadas».</w:t>
       </w:r>
     </w:p>
     <w:p>
@@ -3861,7 +3951,7 @@
           <w:sz w:val="22"/>
           <w:szCs w:val="22"/>
         </w:rPr>
-        <w:t xml:space="preserve">Si algo falla, devolverlo al desarrollador; si está bien, avisar a SEO.</w:t>
+        <w:t xml:space="preserve">Pedir la indexación de «Envíos gratuitos» cuando SEO publique el texto nuevo.</w:t>
       </w:r>
     </w:p>
     <w:p>
@@ -3884,7 +3974,7 @@
           <w:sz w:val="22"/>
           <w:szCs w:val="22"/>
         </w:rPr>
-        <w:t xml:space="preserve">Todo validado o devuelto con el fallo.</w:t>
+        <w:t xml:space="preserve">Todo validado o devuelto al desarrollador; site:robotines.com inurl:autenticacion sin resultados.</w:t>
       </w:r>
     </w:p>
     <w:p>
@@ -3907,7 +3997,7 @@
           <w:sz w:val="22"/>
           <w:szCs w:val="22"/>
         </w:rPr>
-        <w:t xml:space="preserve">Desarrollador (tareas 3 a 8).</w:t>
+        <w:t xml:space="preserve">Desarrollador (tareas 3 a 8) y SEO (tarea 5).</w:t>
       </w:r>
     </w:p>
     <w:p>
@@ -3925,7 +4015,7 @@
           <w:sz w:val="26"/>
           <w:szCs w:val="26"/>
         </w:rPr>
-        <w:t xml:space="preserve">9. Aprobar con el cliente el nuevo menú</w:t>
+        <w:t xml:space="preserve">9. Velocidad: medir y seguir al desarrollador</w:t>
       </w:r>
     </w:p>
     <w:p>
@@ -3940,7 +4030,7 @@
           <w:sz w:val="20"/>
           <w:szCs w:val="20"/>
         </w:rPr>
-        <w:t xml:space="preserve">Prioridad Alta  ·  Semanas 5-6 (9 nov – 20 nov)  ·  Impacto Alto  ·  Esfuerzo Bajo</w:t>
+        <w:t xml:space="preserve">Prioridad Alta  ·  Semanas 5-9 (9 nov – 11 dic)  ·  Impacto Alto  ·  Esfuerzo Bajo</w:t>
       </w:r>
     </w:p>
     <w:p>
@@ -3964,7 +4054,7 @@
           <w:sz w:val="22"/>
           <w:szCs w:val="22"/>
         </w:rPr>
-        <w:t xml:space="preserve">El megamenú es la principal causa de la lentitud (957 enlaces en portada). Quitar categorías del menú es una decisión de negocio.</w:t>
+        <w:t xml:space="preserve">Es el freno técnico más claro: unos 10 s de carga completa, 4.640 elementos y fichas de 1,3 MB.</w:t>
       </w:r>
     </w:p>
     <w:p>
@@ -3998,7 +4088,7 @@
           <w:sz w:val="22"/>
           <w:szCs w:val="22"/>
         </w:rPr>
-        <w:t xml:space="preserve">Revisar la propuesta de SEO, basada en búsquedas.</w:t>
+        <w:t xml:space="preserve">Registrar LCP, INP y CLS (PageSpeed Insights / CrUX) de portada, categoría y ficha antes de los cambios.</w:t>
       </w:r>
     </w:p>
     <w:p>
@@ -4016,7 +4106,7 @@
           <w:sz w:val="22"/>
           <w:szCs w:val="22"/>
         </w:rPr>
-        <w:t xml:space="preserve">Presentarla al cliente, completarla con sus datos de ventas y recoger cambios.</w:t>
+        <w:t xml:space="preserve">Encargar al desarrollador sus tareas 9 (imágenes, JavaScript y módulos) y 11 (fichas).</w:t>
       </w:r>
     </w:p>
     <w:p>
@@ -4034,7 +4124,7 @@
           <w:sz w:val="22"/>
           <w:szCs w:val="22"/>
         </w:rPr>
-        <w:t xml:space="preserve">Pasar la estructura aprobada al desarrollador.</w:t>
+        <w:t xml:space="preserve">Medir de nuevo tras cada cambio y guardar la tabla antes/después.</w:t>
       </w:r>
     </w:p>
     <w:p>
@@ -4057,7 +4147,7 @@
           <w:sz w:val="22"/>
           <w:szCs w:val="22"/>
         </w:rPr>
-        <w:t xml:space="preserve">Menú aprobado y entregado.</w:t>
+        <w:t xml:space="preserve">Tareas de velocidad terminadas y medidas.</w:t>
       </w:r>
     </w:p>
     <w:p>
@@ -4080,7 +4170,7 @@
           <w:sz w:val="22"/>
           <w:szCs w:val="22"/>
         </w:rPr>
-        <w:t xml:space="preserve">Propuesta de SEO (tarea 9). Ejecución: desarrollador (tarea 10).</w:t>
+        <w:t xml:space="preserve">Desarrollador (tareas 9 y 11).</w:t>
       </w:r>
     </w:p>
     <w:p>
@@ -4098,7 +4188,7 @@
           <w:sz w:val="26"/>
           <w:szCs w:val="26"/>
         </w:rPr>
-        <w:t xml:space="preserve">10. Seguimiento de la velocidad con el desarrollador</w:t>
+        <w:t xml:space="preserve">10. Aprobar con el cliente el nuevo menú</w:t>
       </w:r>
     </w:p>
     <w:p>
@@ -4113,7 +4203,7 @@
           <w:sz w:val="20"/>
           <w:szCs w:val="20"/>
         </w:rPr>
-        <w:t xml:space="preserve">Prioridad Alta  ·  Semanas 5-9 (9 nov – 11 dic)  ·  Impacto Alto  ·  Esfuerzo Bajo</w:t>
+        <w:t xml:space="preserve">Prioridad Alta  ·  Semanas 5-6 (9 nov – 20 nov)  ·  Impacto Alto  ·  Esfuerzo Bajo</w:t>
       </w:r>
     </w:p>
     <w:p>
@@ -4137,7 +4227,7 @@
           <w:sz w:val="22"/>
           <w:szCs w:val="22"/>
         </w:rPr>
-        <w:t xml:space="preserve">Es el freno técnico más claro: unos 10 s de carga completa y fichas de 1,3 MB.</w:t>
+        <w:t xml:space="preserve">El megamenú es la principal causa de la lentitud (957 enlaces en portada). Quitar categorías del menú es una decisión de negocio.</w:t>
       </w:r>
     </w:p>
     <w:p>
@@ -4171,7 +4261,7 @@
           <w:sz w:val="22"/>
           <w:szCs w:val="22"/>
         </w:rPr>
-        <w:t xml:space="preserve">Pasar al desarrollador las mediciones de partida de SEO.</w:t>
+        <w:t xml:space="preserve">Preparar una propuesta de primer y segundo nivel con las búsquedas de Search Console y las ventas del cliente.</w:t>
       </w:r>
     </w:p>
     <w:p>
@@ -4189,7 +4279,7 @@
           <w:sz w:val="22"/>
           <w:szCs w:val="22"/>
         </w:rPr>
-        <w:t xml:space="preserve">Encargar sus tareas 9 (imágenes, JavaScript y módulos), 10 (menú) y 11 (fichas).</w:t>
+        <w:t xml:space="preserve">Presentarla al cliente y recoger cambios.</w:t>
       </w:r>
     </w:p>
     <w:p>
@@ -4207,7 +4297,7 @@
           <w:sz w:val="22"/>
           <w:szCs w:val="22"/>
         </w:rPr>
-        <w:t xml:space="preserve">Avisar a SEO tras cada cambio para que vuelva a medir.</w:t>
+        <w:t xml:space="preserve">Pasar la estructura aprobada al desarrollador.</w:t>
       </w:r>
     </w:p>
     <w:p>
@@ -4230,7 +4320,7 @@
           <w:sz w:val="22"/>
           <w:szCs w:val="22"/>
         </w:rPr>
-        <w:t xml:space="preserve">Tareas de velocidad terminadas y medidas.</w:t>
+        <w:t xml:space="preserve">Menú aprobado y entregado.</w:t>
       </w:r>
     </w:p>
     <w:p>
@@ -4253,7 +4343,7 @@
           <w:sz w:val="22"/>
           <w:szCs w:val="22"/>
         </w:rPr>
-        <w:t xml:space="preserve">Mediciones de SEO (tarea 9). Ejecución: desarrollador (tareas 9 a 11).</w:t>
+        <w:t xml:space="preserve">Ejecución: desarrollador (tarea 10).</w:t>
       </w:r>
     </w:p>
     <w:p>
@@ -4426,7 +4516,7 @@
           <w:sz w:val="22"/>
           <w:szCs w:val="22"/>
         </w:rPr>
-        <w:t xml:space="preserve">Textos de SEO (tareas 12 a 14).</w:t>
+        <w:t xml:space="preserve">Textos de SEO (tareas 7 a 9).</w:t>
       </w:r>
     </w:p>
     <w:p>
@@ -4444,7 +4534,7 @@
           <w:sz w:val="26"/>
           <w:szCs w:val="26"/>
         </w:rPr>
-        <w:t xml:space="preserve">12. Pasar al desarrollador las reglas de filtros</w:t>
+        <w:t xml:space="preserve">12. Filtros y paginación</w:t>
       </w:r>
     </w:p>
     <w:p>
@@ -4459,7 +4549,7 @@
           <w:sz w:val="20"/>
           <w:szCs w:val="20"/>
         </w:rPr>
-        <w:t xml:space="preserve">Prioridad Media  ·  Semanas 8-10 (30 nov – 18 dic)  ·  Impacto Medio  ·  Esfuerzo Bajo</w:t>
+        <w:t xml:space="preserve">Prioridad Media  ·  Semanas 7-10 (23 nov – 18 dic)  ·  Impacto Medio  ·  Esfuerzo Medio</w:t>
       </w:r>
     </w:p>
     <w:p>
@@ -4483,7 +4573,7 @@
           <w:sz w:val="22"/>
           <w:szCs w:val="22"/>
         </w:rPr>
-        <w:t xml:space="preserve">Los filtros y la paginación suman el 25 % de las apariciones y compiten con las categorías.</w:t>
+        <w:t xml:space="preserve">120 URL con filtros o «?page=» suman el 25 % de las apariciones auditadas y compiten con las categorías.</w:t>
       </w:r>
     </w:p>
     <w:p>
@@ -4517,7 +4607,7 @@
           <w:sz w:val="22"/>
           <w:szCs w:val="22"/>
         </w:rPr>
-        <w:t xml:space="preserve">Recibir de SEO las reglas (qué filtros llevan noindex y cuáles pasan a página propia).</w:t>
+        <w:t xml:space="preserve">Identificar en Search Console las combinaciones de filtros con apariciones y clics.</w:t>
       </w:r>
     </w:p>
     <w:p>
@@ -4535,7 +4625,25 @@
           <w:sz w:val="22"/>
           <w:szCs w:val="22"/>
         </w:rPr>
-        <w:t xml:space="preserve">Encargar la tarea 12 del desarrollador y comprobar después dos o tres URL de cada tipo.</w:t>
+        <w:t xml:space="preserve">Decidir cuáles pasan a página propia y cuáles llevan noindex.</w:t>
+      </w:r>
+    </w:p>
+    <w:p>
+      <w:pPr>
+        <w:pStyle w:val="ListParagraph"/>
+        <w:numPr>
+          <w:ilvl w:val="0"/>
+          <w:numId w:val="13"/>
+        </w:numPr>
+        <w:spacing w:after="40"/>
+      </w:pPr>
+      <w:r>
+        <w:rPr>
+          <w:rFonts w:ascii="Calibri" w:cs="Calibri" w:eastAsia="Calibri" w:hAnsi="Calibri"/>
+          <w:sz w:val="22"/>
+          <w:szCs w:val="22"/>
+        </w:rPr>
+        <w:t xml:space="preserve">Encargar la tarea 12 del desarrollador y comprobar dos o tres URL de cada tipo.</w:t>
       </w:r>
     </w:p>
     <w:p>
@@ -4581,7 +4689,7 @@
           <w:sz w:val="22"/>
           <w:szCs w:val="22"/>
         </w:rPr>
-        <w:t xml:space="preserve">Reglas de SEO (tarea 11). Ejecución: desarrollador (tarea 12).</w:t>
+        <w:t xml:space="preserve">Desarrollador (tarea 12).</w:t>
       </w:r>
     </w:p>
     <w:p>
@@ -4599,7 +4707,7 @@
           <w:sz w:val="26"/>
           <w:szCs w:val="26"/>
         </w:rPr>
-        <w:t xml:space="preserve">13. Presentar el informe mensual al cliente</w:t>
+        <w:t xml:space="preserve">13. Seguimiento e informe mensual al cliente</w:t>
       </w:r>
     </w:p>
     <w:p>
@@ -4672,7 +4780,7 @@
           <w:sz w:val="22"/>
           <w:szCs w:val="22"/>
         </w:rPr>
-        <w:t xml:space="preserve">Recibir el informe de SEO (finales de noviembre y de diciembre).</w:t>
+        <w:t xml:space="preserve">Ampliar el seguimiento de posiciones con SD Gundam, barcos, trenes y modelismo, y configurar 10-20 preguntas en ChatGPT, Gemini y Perplexity.</w:t>
       </w:r>
     </w:p>
     <w:p>
@@ -4690,6 +4798,842 @@
           <w:sz w:val="22"/>
           <w:szCs w:val="22"/>
         </w:rPr>
+        <w:t xml:space="preserve">Preparar el informe a finales de noviembre y de diciembre con el registro de cambios on page de SEO y estos indicadores:</w:t>
+      </w:r>
+    </w:p>
+    <w:tbl>
+      <w:tblPr>
+        <w:tblW w:type="dxa" w:w="9306"/>
+        <w:tblBorders>
+          <w:top w:val="single" w:color="auto" w:sz="4"/>
+          <w:left w:val="single" w:color="auto" w:sz="4"/>
+          <w:bottom w:val="single" w:color="auto" w:sz="4"/>
+          <w:right w:val="single" w:color="auto" w:sz="4"/>
+          <w:insideH w:val="single" w:color="auto" w:sz="4"/>
+          <w:insideV w:val="single" w:color="auto" w:sz="4"/>
+        </w:tblBorders>
+      </w:tblPr>
+      <w:tblGrid>
+        <w:gridCol w:w="4306"/>
+        <w:gridCol w:w="2200"/>
+        <w:gridCol w:w="2800"/>
+      </w:tblGrid>
+      <w:tr>
+        <w:trPr>
+          <w:cantSplit/>
+          <w:tblHeader/>
+        </w:trPr>
+        <w:tc>
+          <w:tcPr>
+            <w:tcW w:type="dxa" w:w="4306"/>
+            <w:tcBorders>
+              <w:top w:val="single" w:color="BFBFBF" w:sz="4"/>
+              <w:left w:val="single" w:color="BFBFBF" w:sz="4"/>
+              <w:bottom w:val="single" w:color="BFBFBF" w:sz="4"/>
+              <w:right w:val="single" w:color="BFBFBF" w:sz="4"/>
+            </w:tcBorders>
+            <w:shd w:fill="1F4E79" w:color="auto" w:val="clear"/>
+            <w:tcMar>
+              <w:top w:type="dxa" w:w="50"/>
+              <w:left w:type="dxa" w:w="90"/>
+              <w:bottom w:type="dxa" w:w="50"/>
+              <w:right w:type="dxa" w:w="90"/>
+            </w:tcMar>
+          </w:tcPr>
+          <w:p>
+            <w:r>
+              <w:rPr>
+                <w:rFonts w:ascii="Calibri" w:cs="Calibri" w:eastAsia="Calibri" w:hAnsi="Calibri"/>
+                <w:b/>
+                <w:bCs/>
+                <w:color w:val="FFFFFF"/>
+                <w:sz w:val="20"/>
+                <w:szCs w:val="20"/>
+              </w:rPr>
+              <w:t xml:space="preserve">Indicador</w:t>
+            </w:r>
+          </w:p>
+        </w:tc>
+        <w:tc>
+          <w:tcPr>
+            <w:tcW w:type="dxa" w:w="2200"/>
+            <w:tcBorders>
+              <w:top w:val="single" w:color="BFBFBF" w:sz="4"/>
+              <w:left w:val="single" w:color="BFBFBF" w:sz="4"/>
+              <w:bottom w:val="single" w:color="BFBFBF" w:sz="4"/>
+              <w:right w:val="single" w:color="BFBFBF" w:sz="4"/>
+            </w:tcBorders>
+            <w:shd w:fill="1F4E79" w:color="auto" w:val="clear"/>
+            <w:tcMar>
+              <w:top w:type="dxa" w:w="50"/>
+              <w:left w:type="dxa" w:w="90"/>
+              <w:bottom w:type="dxa" w:w="50"/>
+              <w:right w:type="dxa" w:w="90"/>
+            </w:tcMar>
+          </w:tcPr>
+          <w:p>
+            <w:r>
+              <w:rPr>
+                <w:rFonts w:ascii="Calibri" w:cs="Calibri" w:eastAsia="Calibri" w:hAnsi="Calibri"/>
+                <w:b/>
+                <w:bCs/>
+                <w:color w:val="FFFFFF"/>
+                <w:sz w:val="20"/>
+                <w:szCs w:val="20"/>
+              </w:rPr>
+              <w:t xml:space="preserve">Hoy</w:t>
+            </w:r>
+          </w:p>
+        </w:tc>
+        <w:tc>
+          <w:tcPr>
+            <w:tcW w:type="dxa" w:w="2800"/>
+            <w:tcBorders>
+              <w:top w:val="single" w:color="BFBFBF" w:sz="4"/>
+              <w:left w:val="single" w:color="BFBFBF" w:sz="4"/>
+              <w:bottom w:val="single" w:color="BFBFBF" w:sz="4"/>
+              <w:right w:val="single" w:color="BFBFBF" w:sz="4"/>
+            </w:tcBorders>
+            <w:shd w:fill="1F4E79" w:color="auto" w:val="clear"/>
+            <w:tcMar>
+              <w:top w:type="dxa" w:w="50"/>
+              <w:left w:type="dxa" w:w="90"/>
+              <w:bottom w:type="dxa" w:w="50"/>
+              <w:right w:type="dxa" w:w="90"/>
+            </w:tcMar>
+          </w:tcPr>
+          <w:p>
+            <w:r>
+              <w:rPr>
+                <w:rFonts w:ascii="Calibri" w:cs="Calibri" w:eastAsia="Calibri" w:hAnsi="Calibri"/>
+                <w:b/>
+                <w:bCs/>
+                <w:color w:val="FFFFFF"/>
+                <w:sz w:val="20"/>
+                <w:szCs w:val="20"/>
+              </w:rPr>
+              <w:t xml:space="preserve">Objetivo a 3 meses</w:t>
+            </w:r>
+          </w:p>
+        </w:tc>
+      </w:tr>
+      <w:tr>
+        <w:trPr>
+          <w:cantSplit/>
+          <w:tblHeader w:val="false"/>
+        </w:trPr>
+        <w:tc>
+          <w:tcPr>
+            <w:tcW w:type="dxa" w:w="4306"/>
+            <w:tcBorders>
+              <w:top w:val="single" w:color="BFBFBF" w:sz="4"/>
+              <w:left w:val="single" w:color="BFBFBF" w:sz="4"/>
+              <w:bottom w:val="single" w:color="BFBFBF" w:sz="4"/>
+              <w:right w:val="single" w:color="BFBFBF" w:sz="4"/>
+            </w:tcBorders>
+            <w:tcMar>
+              <w:top w:type="dxa" w:w="50"/>
+              <w:left w:type="dxa" w:w="90"/>
+              <w:bottom w:type="dxa" w:w="50"/>
+              <w:right w:type="dxa" w:w="90"/>
+            </w:tcMar>
+          </w:tcPr>
+          <w:p>
+            <w:r>
+              <w:rPr>
+                <w:rFonts w:ascii="Calibri" w:cs="Calibri" w:eastAsia="Calibri" w:hAnsi="Calibri"/>
+                <w:sz w:val="20"/>
+                <w:szCs w:val="20"/>
+              </w:rPr>
+              <w:t xml:space="preserve">Clics desde Google al mes</w:t>
+            </w:r>
+          </w:p>
+        </w:tc>
+        <w:tc>
+          <w:tcPr>
+            <w:tcW w:type="dxa" w:w="2200"/>
+            <w:tcBorders>
+              <w:top w:val="single" w:color="BFBFBF" w:sz="4"/>
+              <w:left w:val="single" w:color="BFBFBF" w:sz="4"/>
+              <w:bottom w:val="single" w:color="BFBFBF" w:sz="4"/>
+              <w:right w:val="single" w:color="BFBFBF" w:sz="4"/>
+            </w:tcBorders>
+            <w:tcMar>
+              <w:top w:type="dxa" w:w="50"/>
+              <w:left w:type="dxa" w:w="90"/>
+              <w:bottom w:type="dxa" w:w="50"/>
+              <w:right w:type="dxa" w:w="90"/>
+            </w:tcMar>
+          </w:tcPr>
+          <w:p>
+            <w:r>
+              <w:rPr>
+                <w:rFonts w:ascii="Calibri" w:cs="Calibri" w:eastAsia="Calibri" w:hAnsi="Calibri"/>
+                <w:sz w:val="20"/>
+                <w:szCs w:val="20"/>
+              </w:rPr>
+              <w:t xml:space="preserve">~3.300</w:t>
+            </w:r>
+          </w:p>
+        </w:tc>
+        <w:tc>
+          <w:tcPr>
+            <w:tcW w:type="dxa" w:w="2800"/>
+            <w:tcBorders>
+              <w:top w:val="single" w:color="BFBFBF" w:sz="4"/>
+              <w:left w:val="single" w:color="BFBFBF" w:sz="4"/>
+              <w:bottom w:val="single" w:color="BFBFBF" w:sz="4"/>
+              <w:right w:val="single" w:color="BFBFBF" w:sz="4"/>
+            </w:tcBorders>
+            <w:tcMar>
+              <w:top w:type="dxa" w:w="50"/>
+              <w:left w:type="dxa" w:w="90"/>
+              <w:bottom w:type="dxa" w:w="50"/>
+              <w:right w:type="dxa" w:w="90"/>
+            </w:tcMar>
+          </w:tcPr>
+          <w:p>
+            <w:r>
+              <w:rPr>
+                <w:rFonts w:ascii="Calibri" w:cs="Calibri" w:eastAsia="Calibri" w:hAnsi="Calibri"/>
+                <w:sz w:val="20"/>
+                <w:szCs w:val="20"/>
+              </w:rPr>
+              <w:t xml:space="preserve">4.500</w:t>
+            </w:r>
+          </w:p>
+        </w:tc>
+      </w:tr>
+      <w:tr>
+        <w:trPr>
+          <w:cantSplit/>
+          <w:tblHeader w:val="false"/>
+        </w:trPr>
+        <w:tc>
+          <w:tcPr>
+            <w:tcW w:type="dxa" w:w="4306"/>
+            <w:tcBorders>
+              <w:top w:val="single" w:color="BFBFBF" w:sz="4"/>
+              <w:left w:val="single" w:color="BFBFBF" w:sz="4"/>
+              <w:bottom w:val="single" w:color="BFBFBF" w:sz="4"/>
+              <w:right w:val="single" w:color="BFBFBF" w:sz="4"/>
+            </w:tcBorders>
+            <w:tcMar>
+              <w:top w:type="dxa" w:w="50"/>
+              <w:left w:type="dxa" w:w="90"/>
+              <w:bottom w:type="dxa" w:w="50"/>
+              <w:right w:type="dxa" w:w="90"/>
+            </w:tcMar>
+          </w:tcPr>
+          <w:p>
+            <w:r>
+              <w:rPr>
+                <w:rFonts w:ascii="Calibri" w:cs="Calibri" w:eastAsia="Calibri" w:hAnsi="Calibri"/>
+                <w:sz w:val="20"/>
+                <w:szCs w:val="20"/>
+              </w:rPr>
+              <w:t xml:space="preserve">% de clics sin marca</w:t>
+            </w:r>
+          </w:p>
+        </w:tc>
+        <w:tc>
+          <w:tcPr>
+            <w:tcW w:type="dxa" w:w="2200"/>
+            <w:tcBorders>
+              <w:top w:val="single" w:color="BFBFBF" w:sz="4"/>
+              <w:left w:val="single" w:color="BFBFBF" w:sz="4"/>
+              <w:bottom w:val="single" w:color="BFBFBF" w:sz="4"/>
+              <w:right w:val="single" w:color="BFBFBF" w:sz="4"/>
+            </w:tcBorders>
+            <w:tcMar>
+              <w:top w:type="dxa" w:w="50"/>
+              <w:left w:type="dxa" w:w="90"/>
+              <w:bottom w:type="dxa" w:w="50"/>
+              <w:right w:type="dxa" w:w="90"/>
+            </w:tcMar>
+          </w:tcPr>
+          <w:p>
+            <w:r>
+              <w:rPr>
+                <w:rFonts w:ascii="Calibri" w:cs="Calibri" w:eastAsia="Calibri" w:hAnsi="Calibri"/>
+                <w:sz w:val="20"/>
+                <w:szCs w:val="20"/>
+              </w:rPr>
+              <w:t xml:space="preserve">46 %</w:t>
+            </w:r>
+          </w:p>
+        </w:tc>
+        <w:tc>
+          <w:tcPr>
+            <w:tcW w:type="dxa" w:w="2800"/>
+            <w:tcBorders>
+              <w:top w:val="single" w:color="BFBFBF" w:sz="4"/>
+              <w:left w:val="single" w:color="BFBFBF" w:sz="4"/>
+              <w:bottom w:val="single" w:color="BFBFBF" w:sz="4"/>
+              <w:right w:val="single" w:color="BFBFBF" w:sz="4"/>
+            </w:tcBorders>
+            <w:tcMar>
+              <w:top w:type="dxa" w:w="50"/>
+              <w:left w:type="dxa" w:w="90"/>
+              <w:bottom w:type="dxa" w:w="50"/>
+              <w:right w:type="dxa" w:w="90"/>
+            </w:tcMar>
+          </w:tcPr>
+          <w:p>
+            <w:r>
+              <w:rPr>
+                <w:rFonts w:ascii="Calibri" w:cs="Calibri" w:eastAsia="Calibri" w:hAnsi="Calibri"/>
+                <w:sz w:val="20"/>
+                <w:szCs w:val="20"/>
+              </w:rPr>
+              <w:t xml:space="preserve">55 %</w:t>
+            </w:r>
+          </w:p>
+        </w:tc>
+      </w:tr>
+      <w:tr>
+        <w:trPr>
+          <w:cantSplit/>
+          <w:tblHeader w:val="false"/>
+        </w:trPr>
+        <w:tc>
+          <w:tcPr>
+            <w:tcW w:type="dxa" w:w="4306"/>
+            <w:tcBorders>
+              <w:top w:val="single" w:color="BFBFBF" w:sz="4"/>
+              <w:left w:val="single" w:color="BFBFBF" w:sz="4"/>
+              <w:bottom w:val="single" w:color="BFBFBF" w:sz="4"/>
+              <w:right w:val="single" w:color="BFBFBF" w:sz="4"/>
+            </w:tcBorders>
+            <w:tcMar>
+              <w:top w:type="dxa" w:w="50"/>
+              <w:left w:type="dxa" w:w="90"/>
+              <w:bottom w:type="dxa" w:w="50"/>
+              <w:right w:type="dxa" w:w="90"/>
+            </w:tcMar>
+          </w:tcPr>
+          <w:p>
+            <w:r>
+              <w:rPr>
+                <w:rFonts w:ascii="Calibri" w:cs="Calibri" w:eastAsia="Calibri" w:hAnsi="Calibri"/>
+                <w:sz w:val="20"/>
+                <w:szCs w:val="20"/>
+              </w:rPr>
+              <w:t xml:space="preserve">% de clic medio</w:t>
+            </w:r>
+          </w:p>
+        </w:tc>
+        <w:tc>
+          <w:tcPr>
+            <w:tcW w:type="dxa" w:w="2200"/>
+            <w:tcBorders>
+              <w:top w:val="single" w:color="BFBFBF" w:sz="4"/>
+              <w:left w:val="single" w:color="BFBFBF" w:sz="4"/>
+              <w:bottom w:val="single" w:color="BFBFBF" w:sz="4"/>
+              <w:right w:val="single" w:color="BFBFBF" w:sz="4"/>
+            </w:tcBorders>
+            <w:tcMar>
+              <w:top w:type="dxa" w:w="50"/>
+              <w:left w:type="dxa" w:w="90"/>
+              <w:bottom w:type="dxa" w:w="50"/>
+              <w:right w:type="dxa" w:w="90"/>
+            </w:tcMar>
+          </w:tcPr>
+          <w:p>
+            <w:r>
+              <w:rPr>
+                <w:rFonts w:ascii="Calibri" w:cs="Calibri" w:eastAsia="Calibri" w:hAnsi="Calibri"/>
+                <w:sz w:val="20"/>
+                <w:szCs w:val="20"/>
+              </w:rPr>
+              <w:t xml:space="preserve">~2 %</w:t>
+            </w:r>
+          </w:p>
+        </w:tc>
+        <w:tc>
+          <w:tcPr>
+            <w:tcW w:type="dxa" w:w="2800"/>
+            <w:tcBorders>
+              <w:top w:val="single" w:color="BFBFBF" w:sz="4"/>
+              <w:left w:val="single" w:color="BFBFBF" w:sz="4"/>
+              <w:bottom w:val="single" w:color="BFBFBF" w:sz="4"/>
+              <w:right w:val="single" w:color="BFBFBF" w:sz="4"/>
+            </w:tcBorders>
+            <w:tcMar>
+              <w:top w:type="dxa" w:w="50"/>
+              <w:left w:type="dxa" w:w="90"/>
+              <w:bottom w:type="dxa" w:w="50"/>
+              <w:right w:type="dxa" w:w="90"/>
+            </w:tcMar>
+          </w:tcPr>
+          <w:p>
+            <w:r>
+              <w:rPr>
+                <w:rFonts w:ascii="Calibri" w:cs="Calibri" w:eastAsia="Calibri" w:hAnsi="Calibri"/>
+                <w:sz w:val="20"/>
+                <w:szCs w:val="20"/>
+              </w:rPr>
+              <w:t xml:space="preserve">3 %</w:t>
+            </w:r>
+          </w:p>
+        </w:tc>
+      </w:tr>
+      <w:tr>
+        <w:trPr>
+          <w:cantSplit/>
+          <w:tblHeader w:val="false"/>
+        </w:trPr>
+        <w:tc>
+          <w:tcPr>
+            <w:tcW w:type="dxa" w:w="4306"/>
+            <w:tcBorders>
+              <w:top w:val="single" w:color="BFBFBF" w:sz="4"/>
+              <w:left w:val="single" w:color="BFBFBF" w:sz="4"/>
+              <w:bottom w:val="single" w:color="BFBFBF" w:sz="4"/>
+              <w:right w:val="single" w:color="BFBFBF" w:sz="4"/>
+            </w:tcBorders>
+            <w:tcMar>
+              <w:top w:type="dxa" w:w="50"/>
+              <w:left w:type="dxa" w:w="90"/>
+              <w:bottom w:type="dxa" w:w="50"/>
+              <w:right w:type="dxa" w:w="90"/>
+            </w:tcMar>
+          </w:tcPr>
+          <w:p>
+            <w:r>
+              <w:rPr>
+                <w:rFonts w:ascii="Calibri" w:cs="Calibri" w:eastAsia="Calibri" w:hAnsi="Calibri"/>
+                <w:sz w:val="20"/>
+                <w:szCs w:val="20"/>
+              </w:rPr>
+              <w:t xml:space="preserve">Palabras en primera página</w:t>
+            </w:r>
+          </w:p>
+        </w:tc>
+        <w:tc>
+          <w:tcPr>
+            <w:tcW w:type="dxa" w:w="2200"/>
+            <w:tcBorders>
+              <w:top w:val="single" w:color="BFBFBF" w:sz="4"/>
+              <w:left w:val="single" w:color="BFBFBF" w:sz="4"/>
+              <w:bottom w:val="single" w:color="BFBFBF" w:sz="4"/>
+              <w:right w:val="single" w:color="BFBFBF" w:sz="4"/>
+            </w:tcBorders>
+            <w:tcMar>
+              <w:top w:type="dxa" w:w="50"/>
+              <w:left w:type="dxa" w:w="90"/>
+              <w:bottom w:type="dxa" w:w="50"/>
+              <w:right w:type="dxa" w:w="90"/>
+            </w:tcMar>
+          </w:tcPr>
+          <w:p>
+            <w:r>
+              <w:rPr>
+                <w:rFonts w:ascii="Calibri" w:cs="Calibri" w:eastAsia="Calibri" w:hAnsi="Calibri"/>
+                <w:sz w:val="20"/>
+                <w:szCs w:val="20"/>
+              </w:rPr>
+              <w:t xml:space="preserve">11</w:t>
+            </w:r>
+          </w:p>
+        </w:tc>
+        <w:tc>
+          <w:tcPr>
+            <w:tcW w:type="dxa" w:w="2800"/>
+            <w:tcBorders>
+              <w:top w:val="single" w:color="BFBFBF" w:sz="4"/>
+              <w:left w:val="single" w:color="BFBFBF" w:sz="4"/>
+              <w:bottom w:val="single" w:color="BFBFBF" w:sz="4"/>
+              <w:right w:val="single" w:color="BFBFBF" w:sz="4"/>
+            </w:tcBorders>
+            <w:tcMar>
+              <w:top w:type="dxa" w:w="50"/>
+              <w:left w:type="dxa" w:w="90"/>
+              <w:bottom w:type="dxa" w:w="50"/>
+              <w:right w:type="dxa" w:w="90"/>
+            </w:tcMar>
+          </w:tcPr>
+          <w:p>
+            <w:r>
+              <w:rPr>
+                <w:rFonts w:ascii="Calibri" w:cs="Calibri" w:eastAsia="Calibri" w:hAnsi="Calibri"/>
+                <w:sz w:val="20"/>
+                <w:szCs w:val="20"/>
+              </w:rPr>
+              <w:t xml:space="preserve">25</w:t>
+            </w:r>
+          </w:p>
+        </w:tc>
+      </w:tr>
+      <w:tr>
+        <w:trPr>
+          <w:cantSplit/>
+          <w:tblHeader w:val="false"/>
+        </w:trPr>
+        <w:tc>
+          <w:tcPr>
+            <w:tcW w:type="dxa" w:w="4306"/>
+            <w:tcBorders>
+              <w:top w:val="single" w:color="BFBFBF" w:sz="4"/>
+              <w:left w:val="single" w:color="BFBFBF" w:sz="4"/>
+              <w:bottom w:val="single" w:color="BFBFBF" w:sz="4"/>
+              <w:right w:val="single" w:color="BFBFBF" w:sz="4"/>
+            </w:tcBorders>
+            <w:tcMar>
+              <w:top w:type="dxa" w:w="50"/>
+              <w:left w:type="dxa" w:w="90"/>
+              <w:bottom w:type="dxa" w:w="50"/>
+              <w:right w:type="dxa" w:w="90"/>
+            </w:tcMar>
+          </w:tcPr>
+          <w:p>
+            <w:r>
+              <w:rPr>
+                <w:rFonts w:ascii="Calibri" w:cs="Calibri" w:eastAsia="Calibri" w:hAnsi="Calibri"/>
+                <w:sz w:val="20"/>
+                <w:szCs w:val="20"/>
+              </w:rPr>
+              <w:t xml:space="preserve">Compras orgánicas (GA4)</w:t>
+            </w:r>
+          </w:p>
+        </w:tc>
+        <w:tc>
+          <w:tcPr>
+            <w:tcW w:type="dxa" w:w="2200"/>
+            <w:tcBorders>
+              <w:top w:val="single" w:color="BFBFBF" w:sz="4"/>
+              <w:left w:val="single" w:color="BFBFBF" w:sz="4"/>
+              <w:bottom w:val="single" w:color="BFBFBF" w:sz="4"/>
+              <w:right w:val="single" w:color="BFBFBF" w:sz="4"/>
+            </w:tcBorders>
+            <w:tcMar>
+              <w:top w:type="dxa" w:w="50"/>
+              <w:left w:type="dxa" w:w="90"/>
+              <w:bottom w:type="dxa" w:w="50"/>
+              <w:right w:type="dxa" w:w="90"/>
+            </w:tcMar>
+          </w:tcPr>
+          <w:p>
+            <w:r>
+              <w:rPr>
+                <w:rFonts w:ascii="Calibri" w:cs="Calibri" w:eastAsia="Calibri" w:hAnsi="Calibri"/>
+                <w:sz w:val="20"/>
+                <w:szCs w:val="20"/>
+              </w:rPr>
+              <w:t xml:space="preserve">13 (mal medido)</w:t>
+            </w:r>
+          </w:p>
+        </w:tc>
+        <w:tc>
+          <w:tcPr>
+            <w:tcW w:type="dxa" w:w="2800"/>
+            <w:tcBorders>
+              <w:top w:val="single" w:color="BFBFBF" w:sz="4"/>
+              <w:left w:val="single" w:color="BFBFBF" w:sz="4"/>
+              <w:bottom w:val="single" w:color="BFBFBF" w:sz="4"/>
+              <w:right w:val="single" w:color="BFBFBF" w:sz="4"/>
+            </w:tcBorders>
+            <w:tcMar>
+              <w:top w:type="dxa" w:w="50"/>
+              <w:left w:type="dxa" w:w="90"/>
+              <w:bottom w:type="dxa" w:w="50"/>
+              <w:right w:type="dxa" w:w="90"/>
+            </w:tcMar>
+          </w:tcPr>
+          <w:p>
+            <w:r>
+              <w:rPr>
+                <w:rFonts w:ascii="Calibri" w:cs="Calibri" w:eastAsia="Calibri" w:hAnsi="Calibri"/>
+                <w:sz w:val="20"/>
+                <w:szCs w:val="20"/>
+              </w:rPr>
+              <w:t xml:space="preserve">Medición correcta y crecer</w:t>
+            </w:r>
+          </w:p>
+        </w:tc>
+      </w:tr>
+      <w:tr>
+        <w:trPr>
+          <w:cantSplit/>
+          <w:tblHeader w:val="false"/>
+        </w:trPr>
+        <w:tc>
+          <w:tcPr>
+            <w:tcW w:type="dxa" w:w="4306"/>
+            <w:tcBorders>
+              <w:top w:val="single" w:color="BFBFBF" w:sz="4"/>
+              <w:left w:val="single" w:color="BFBFBF" w:sz="4"/>
+              <w:bottom w:val="single" w:color="BFBFBF" w:sz="4"/>
+              <w:right w:val="single" w:color="BFBFBF" w:sz="4"/>
+            </w:tcBorders>
+            <w:tcMar>
+              <w:top w:type="dxa" w:w="50"/>
+              <w:left w:type="dxa" w:w="90"/>
+              <w:bottom w:type="dxa" w:w="50"/>
+              <w:right w:type="dxa" w:w="90"/>
+            </w:tcMar>
+          </w:tcPr>
+          <w:p>
+            <w:r>
+              <w:rPr>
+                <w:rFonts w:ascii="Calibri" w:cs="Calibri" w:eastAsia="Calibri" w:hAnsi="Calibri"/>
+                <w:sz w:val="20"/>
+                <w:szCs w:val="20"/>
+              </w:rPr>
+              <w:t xml:space="preserve">Errores 404 internos</w:t>
+            </w:r>
+          </w:p>
+        </w:tc>
+        <w:tc>
+          <w:tcPr>
+            <w:tcW w:type="dxa" w:w="2200"/>
+            <w:tcBorders>
+              <w:top w:val="single" w:color="BFBFBF" w:sz="4"/>
+              <w:left w:val="single" w:color="BFBFBF" w:sz="4"/>
+              <w:bottom w:val="single" w:color="BFBFBF" w:sz="4"/>
+              <w:right w:val="single" w:color="BFBFBF" w:sz="4"/>
+            </w:tcBorders>
+            <w:tcMar>
+              <w:top w:type="dxa" w:w="50"/>
+              <w:left w:type="dxa" w:w="90"/>
+              <w:bottom w:type="dxa" w:w="50"/>
+              <w:right w:type="dxa" w:w="90"/>
+            </w:tcMar>
+          </w:tcPr>
+          <w:p>
+            <w:r>
+              <w:rPr>
+                <w:rFonts w:ascii="Calibri" w:cs="Calibri" w:eastAsia="Calibri" w:hAnsi="Calibri"/>
+                <w:sz w:val="20"/>
+                <w:szCs w:val="20"/>
+              </w:rPr>
+              <w:t xml:space="preserve">90</w:t>
+            </w:r>
+          </w:p>
+        </w:tc>
+        <w:tc>
+          <w:tcPr>
+            <w:tcW w:type="dxa" w:w="2800"/>
+            <w:tcBorders>
+              <w:top w:val="single" w:color="BFBFBF" w:sz="4"/>
+              <w:left w:val="single" w:color="BFBFBF" w:sz="4"/>
+              <w:bottom w:val="single" w:color="BFBFBF" w:sz="4"/>
+              <w:right w:val="single" w:color="BFBFBF" w:sz="4"/>
+            </w:tcBorders>
+            <w:tcMar>
+              <w:top w:type="dxa" w:w="50"/>
+              <w:left w:type="dxa" w:w="90"/>
+              <w:bottom w:type="dxa" w:w="50"/>
+              <w:right w:type="dxa" w:w="90"/>
+            </w:tcMar>
+          </w:tcPr>
+          <w:p>
+            <w:r>
+              <w:rPr>
+                <w:rFonts w:ascii="Calibri" w:cs="Calibri" w:eastAsia="Calibri" w:hAnsi="Calibri"/>
+                <w:sz w:val="20"/>
+                <w:szCs w:val="20"/>
+              </w:rPr>
+              <w:t xml:space="preserve">0</w:t>
+            </w:r>
+          </w:p>
+        </w:tc>
+      </w:tr>
+      <w:tr>
+        <w:trPr>
+          <w:cantSplit/>
+          <w:tblHeader w:val="false"/>
+        </w:trPr>
+        <w:tc>
+          <w:tcPr>
+            <w:tcW w:type="dxa" w:w="4306"/>
+            <w:tcBorders>
+              <w:top w:val="single" w:color="BFBFBF" w:sz="4"/>
+              <w:left w:val="single" w:color="BFBFBF" w:sz="4"/>
+              <w:bottom w:val="single" w:color="BFBFBF" w:sz="4"/>
+              <w:right w:val="single" w:color="BFBFBF" w:sz="4"/>
+            </w:tcBorders>
+            <w:tcMar>
+              <w:top w:type="dxa" w:w="50"/>
+              <w:left w:type="dxa" w:w="90"/>
+              <w:bottom w:type="dxa" w:w="50"/>
+              <w:right w:type="dxa" w:w="90"/>
+            </w:tcMar>
+          </w:tcPr>
+          <w:p>
+            <w:r>
+              <w:rPr>
+                <w:rFonts w:ascii="Calibri" w:cs="Calibri" w:eastAsia="Calibri" w:hAnsi="Calibri"/>
+                <w:sz w:val="20"/>
+                <w:szCs w:val="20"/>
+              </w:rPr>
+              <w:t xml:space="preserve">LCP en móvil</w:t>
+            </w:r>
+          </w:p>
+        </w:tc>
+        <w:tc>
+          <w:tcPr>
+            <w:tcW w:type="dxa" w:w="2200"/>
+            <w:tcBorders>
+              <w:top w:val="single" w:color="BFBFBF" w:sz="4"/>
+              <w:left w:val="single" w:color="BFBFBF" w:sz="4"/>
+              <w:bottom w:val="single" w:color="BFBFBF" w:sz="4"/>
+              <w:right w:val="single" w:color="BFBFBF" w:sz="4"/>
+            </w:tcBorders>
+            <w:tcMar>
+              <w:top w:type="dxa" w:w="50"/>
+              <w:left w:type="dxa" w:w="90"/>
+              <w:bottom w:type="dxa" w:w="50"/>
+              <w:right w:type="dxa" w:w="90"/>
+            </w:tcMar>
+          </w:tcPr>
+          <w:p>
+            <w:r>
+              <w:rPr>
+                <w:rFonts w:ascii="Calibri" w:cs="Calibri" w:eastAsia="Calibri" w:hAnsi="Calibri"/>
+                <w:sz w:val="20"/>
+                <w:szCs w:val="20"/>
+              </w:rPr>
+              <w:t xml:space="preserve">Por medir</w:t>
+            </w:r>
+          </w:p>
+        </w:tc>
+        <w:tc>
+          <w:tcPr>
+            <w:tcW w:type="dxa" w:w="2800"/>
+            <w:tcBorders>
+              <w:top w:val="single" w:color="BFBFBF" w:sz="4"/>
+              <w:left w:val="single" w:color="BFBFBF" w:sz="4"/>
+              <w:bottom w:val="single" w:color="BFBFBF" w:sz="4"/>
+              <w:right w:val="single" w:color="BFBFBF" w:sz="4"/>
+            </w:tcBorders>
+            <w:tcMar>
+              <w:top w:type="dxa" w:w="50"/>
+              <w:left w:type="dxa" w:w="90"/>
+              <w:bottom w:type="dxa" w:w="50"/>
+              <w:right w:type="dxa" w:w="90"/>
+            </w:tcMar>
+          </w:tcPr>
+          <w:p>
+            <w:r>
+              <w:rPr>
+                <w:rFonts w:ascii="Calibri" w:cs="Calibri" w:eastAsia="Calibri" w:hAnsi="Calibri"/>
+                <w:sz w:val="20"/>
+                <w:szCs w:val="20"/>
+              </w:rPr>
+              <w:t xml:space="preserve">&lt; 2,5 s</w:t>
+            </w:r>
+          </w:p>
+        </w:tc>
+      </w:tr>
+      <w:tr>
+        <w:trPr>
+          <w:cantSplit/>
+          <w:tblHeader w:val="false"/>
+        </w:trPr>
+        <w:tc>
+          <w:tcPr>
+            <w:tcW w:type="dxa" w:w="4306"/>
+            <w:tcBorders>
+              <w:top w:val="single" w:color="BFBFBF" w:sz="4"/>
+              <w:left w:val="single" w:color="BFBFBF" w:sz="4"/>
+              <w:bottom w:val="single" w:color="BFBFBF" w:sz="4"/>
+              <w:right w:val="single" w:color="BFBFBF" w:sz="4"/>
+            </w:tcBorders>
+            <w:tcMar>
+              <w:top w:type="dxa" w:w="50"/>
+              <w:left w:type="dxa" w:w="90"/>
+              <w:bottom w:type="dxa" w:w="50"/>
+              <w:right w:type="dxa" w:w="90"/>
+            </w:tcMar>
+          </w:tcPr>
+          <w:p>
+            <w:r>
+              <w:rPr>
+                <w:rFonts w:ascii="Calibri" w:cs="Calibri" w:eastAsia="Calibri" w:hAnsi="Calibri"/>
+                <w:sz w:val="20"/>
+                <w:szCs w:val="20"/>
+              </w:rPr>
+              <w:t xml:space="preserve">Webs de calidad que enlazan</w:t>
+            </w:r>
+          </w:p>
+        </w:tc>
+        <w:tc>
+          <w:tcPr>
+            <w:tcW w:type="dxa" w:w="2200"/>
+            <w:tcBorders>
+              <w:top w:val="single" w:color="BFBFBF" w:sz="4"/>
+              <w:left w:val="single" w:color="BFBFBF" w:sz="4"/>
+              <w:bottom w:val="single" w:color="BFBFBF" w:sz="4"/>
+              <w:right w:val="single" w:color="BFBFBF" w:sz="4"/>
+            </w:tcBorders>
+            <w:tcMar>
+              <w:top w:type="dxa" w:w="50"/>
+              <w:left w:type="dxa" w:w="90"/>
+              <w:bottom w:type="dxa" w:w="50"/>
+              <w:right w:type="dxa" w:w="90"/>
+            </w:tcMar>
+          </w:tcPr>
+          <w:p>
+            <w:r>
+              <w:rPr>
+                <w:rFonts w:ascii="Calibri" w:cs="Calibri" w:eastAsia="Calibri" w:hAnsi="Calibri"/>
+                <w:sz w:val="20"/>
+                <w:szCs w:val="20"/>
+              </w:rPr>
+              <w:t xml:space="preserve">~19</w:t>
+            </w:r>
+          </w:p>
+        </w:tc>
+        <w:tc>
+          <w:tcPr>
+            <w:tcW w:type="dxa" w:w="2800"/>
+            <w:tcBorders>
+              <w:top w:val="single" w:color="BFBFBF" w:sz="4"/>
+              <w:left w:val="single" w:color="BFBFBF" w:sz="4"/>
+              <w:bottom w:val="single" w:color="BFBFBF" w:sz="4"/>
+              <w:right w:val="single" w:color="BFBFBF" w:sz="4"/>
+            </w:tcBorders>
+            <w:tcMar>
+              <w:top w:type="dxa" w:w="50"/>
+              <w:left w:type="dxa" w:w="90"/>
+              <w:bottom w:type="dxa" w:w="50"/>
+              <w:right w:type="dxa" w:w="90"/>
+            </w:tcMar>
+          </w:tcPr>
+          <w:p>
+            <w:r>
+              <w:rPr>
+                <w:rFonts w:ascii="Calibri" w:cs="Calibri" w:eastAsia="Calibri" w:hAnsi="Calibri"/>
+                <w:sz w:val="20"/>
+                <w:szCs w:val="20"/>
+              </w:rPr>
+              <w:t xml:space="preserve">30</w:t>
+            </w:r>
+          </w:p>
+        </w:tc>
+      </w:tr>
+    </w:tbl>
+    <w:p>
+      <w:pPr>
+        <w:spacing w:after="60"/>
+      </w:pPr>
+    </w:p>
+    <w:p>
+      <w:pPr>
+        <w:pStyle w:val="ListParagraph"/>
+        <w:numPr>
+          <w:ilvl w:val="0"/>
+          <w:numId w:val="14"/>
+        </w:numPr>
+        <w:spacing w:after="40"/>
+      </w:pPr>
+      <w:r>
+        <w:rPr>
+          <w:rFonts w:ascii="Calibri" w:cs="Calibri" w:eastAsia="Calibri" w:hAnsi="Calibri"/>
+          <w:sz w:val="22"/>
+          <w:szCs w:val="22"/>
+        </w:rPr>
         <w:t xml:space="preserve">Presentarlo al cliente y recoger nuevas prioridades.</w:t>
       </w:r>
     </w:p>
@@ -4736,7 +5680,7 @@
           <w:sz w:val="22"/>
           <w:szCs w:val="22"/>
         </w:rPr>
-        <w:t xml:space="preserve">Informe de SEO (tarea 17).</w:t>
+        <w:t xml:space="preserve">Registro on page de SEO (tarea 10).</w:t>
       </w:r>
     </w:p>
     <w:p>
@@ -4827,7 +5771,7 @@
           <w:sz w:val="22"/>
           <w:szCs w:val="22"/>
         </w:rPr>
-        <w:t xml:space="preserve">Revisar con el desarrollador y con las mediciones de SEO el resultado de las tareas de velocidad.</w:t>
+        <w:t xml:space="preserve">Revisar con el desarrollador el resultado de las tareas de velocidad.</w:t>
       </w:r>
     </w:p>
     <w:p>
@@ -4891,7 +5835,7 @@
           <w:sz w:val="22"/>
           <w:szCs w:val="22"/>
         </w:rPr>
-        <w:t xml:space="preserve">Tarea 10.</w:t>
+        <w:t xml:space="preserve">Tarea 9.</w:t>
       </w:r>
     </w:p>
     <w:p>
